--- a/encerramento-mensal/assets/modelo_anexo_vi.docx
+++ b/encerramento-mensal/assets/modelo_anexo_vi.docx
@@ -4,13 +4,13 @@
   <w:body>
     <w:p>
       <w:pPr>
-        <w:spacing w:after="40"/>
+        <w:spacing w:after="100"/>
         <w:jc w:val="center"/>
       </w:pPr>
       <w:r>
         <w:drawing>
           <wp:inline xmlns:a="http://schemas.openxmlformats.org/drawingml/2006/main" xmlns:pic="http://schemas.openxmlformats.org/drawingml/2006/picture">
-            <wp:extent cx="1224000" cy="751945"/>
+            <wp:extent cx="1242000" cy="763003"/>
             <wp:docPr id="1" name="Picture 1"/>
             <wp:cNvGraphicFramePr>
               <a:graphicFrameLocks noChangeAspect="1"/>
@@ -31,7 +31,7 @@
                   <pic:spPr>
                     <a:xfrm>
                       <a:off x="0" y="0"/>
-                      <a:ext cx="1224000" cy="751945"/>
+                      <a:ext cx="1242000" cy="763003"/>
                     </a:xfrm>
                     <a:prstGeom prst="rect"/>
                   </pic:spPr>
@@ -44,13 +44,14 @@
     </w:p>
     <w:p>
       <w:pPr>
-        <w:spacing w:after="140"/>
+        <w:spacing w:after="200"/>
         <w:jc w:val="center"/>
       </w:pPr>
       <w:r>
         <w:rPr>
+          <w:rFonts w:ascii="Times New Roman" w:hAnsi="Times New Roman" w:eastAsia="Times New Roman" w:cs="Times New Roman"/>
           <w:b/>
-          <w:sz w:val="22"/>
+          <w:sz w:val="24"/>
         </w:rPr>
         <w:t>Anexo VI da IN nº 47/2025</w:t>
       </w:r>
@@ -62,1148 +63,60 @@
       </w:pPr>
       <w:r>
         <w:rPr>
-          <w:sz w:val="21"/>
+          <w:rFonts w:ascii="Times New Roman" w:hAnsi="Times New Roman" w:eastAsia="Times New Roman" w:cs="Times New Roman"/>
+          <w:b w:val="0"/>
+          <w:sz w:val="22"/>
         </w:rPr>
         <w:t>Termo de Justificativa para as Inconformidades</w:t>
       </w:r>
     </w:p>
     <w:p>
       <w:pPr>
-        <w:spacing w:after="120"/>
+        <w:spacing w:after="140"/>
         <w:jc w:val="center"/>
       </w:pPr>
       <w:r>
         <w:rPr>
-          <w:sz w:val="21"/>
+          <w:rFonts w:ascii="Times New Roman" w:hAnsi="Times New Roman" w:eastAsia="Times New Roman" w:cs="Times New Roman"/>
+          <w:b w:val="0"/>
+          <w:sz w:val="22"/>
         </w:rPr>
         <w:t>Referência: {{REFERENCE}}</w:t>
       </w:r>
     </w:p>
     <w:tbl>
       <w:tblPr>
-        <w:tblStyle w:val="TableGrid"/>
         <w:tblW w:type="auto" w:w="0"/>
         <w:jc w:val="center"/>
         <w:tblLayout w:type="fixed"/>
         <w:tblLook w:firstColumn="1" w:firstRow="1" w:lastColumn="0" w:lastRow="0" w:noHBand="0" w:noVBand="1" w:val="04A0"/>
+        <w:tblBorders>
+          <w:top w:val="single" w:sz="6" w:space="0" w:color="000000"/>
+          <w:left w:val="single" w:sz="6" w:space="0" w:color="000000"/>
+          <w:bottom w:val="single" w:sz="6" w:space="0" w:color="000000"/>
+          <w:right w:val="single" w:sz="6" w:space="0" w:color="000000"/>
+          <w:insideH w:val="single" w:sz="6" w:space="0" w:color="000000"/>
+          <w:insideV w:val="single" w:sz="6" w:space="0" w:color="000000"/>
+        </w:tblBorders>
       </w:tblPr>
       <w:tblGrid>
-        <w:gridCol w:w="368"/>
-        <w:gridCol w:w="9070"/>
+        <w:gridCol w:w="312"/>
+        <w:gridCol w:w="8192"/>
       </w:tblGrid>
       <w:tr>
         <w:trPr>
-          <w:trHeight w:val="245" w:hRule="atLeast"/>
+          <w:trHeight w:val="248" w:hRule="exact"/>
         </w:trPr>
         <w:tc>
           <w:tcPr>
-            <w:tcW w:type="dxa" w:w="369"/>
+            <w:tcW w:type="dxa" w:w="312"/>
             <w:vAlign w:val="center"/>
             <w:tcMar>
-              <w:top w:w="20" w:type="dxa"/>
-              <w:left w:w="20" w:type="dxa"/>
-              <w:bottom w:w="20" w:type="dxa"/>
-              <w:right w:w="20" w:type="dxa"/>
+              <w:top w:w="0" w:type="dxa"/>
+              <w:start w:w="20" w:type="dxa"/>
+              <w:bottom w:w="0" w:type="dxa"/>
+              <w:end w:w="20" w:type="dxa"/>
             </w:tcMar>
-          </w:tcPr>
-          <w:p>
-            <w:pPr>
-              <w:spacing w:after="0" w:before="0"/>
-              <w:jc w:val="center"/>
-            </w:pPr>
-            <w:r>
-              <w:rPr>
-                <w:rFonts w:ascii="Times New Roman" w:hAnsi="Times New Roman" w:eastAsia="Times New Roman"/>
-                <w:b/>
-                <w:sz w:val="15"/>
-              </w:rPr>
-              <w:t>{{MARK_ANEXO1}}</w:t>
-            </w:r>
-          </w:p>
-        </w:tc>
-        <w:tc>
-          <w:tcPr>
-            <w:tcW w:type="dxa" w:w="9071"/>
-            <w:vAlign w:val="center"/>
-            <w:tcMar>
-              <w:top w:w="20" w:type="dxa"/>
-              <w:left w:w="20" w:type="dxa"/>
-              <w:bottom w:w="20" w:type="dxa"/>
-              <w:right w:w="20" w:type="dxa"/>
-            </w:tcMar>
-          </w:tcPr>
-          <w:p>
-            <w:pPr>
-              <w:spacing w:after="0" w:before="0"/>
-              <w:jc w:val="left"/>
-            </w:pPr>
-            <w:r>
-              <w:rPr>
-                <w:rFonts w:ascii="Times New Roman" w:hAnsi="Times New Roman" w:eastAsia="Times New Roman"/>
-                <w:sz w:val="15"/>
-              </w:rPr>
-              <w:t>Anexo I – Listagem das Contas Bancárias Ativas</w:t>
-            </w:r>
-          </w:p>
-        </w:tc>
-      </w:tr>
-      <w:tr>
-        <w:trPr>
-          <w:trHeight w:val="245" w:hRule="atLeast"/>
-        </w:trPr>
-        <w:tc>
-          <w:tcPr>
-            <w:tcW w:type="dxa" w:w="369"/>
-            <w:vAlign w:val="center"/>
-            <w:tcMar>
-              <w:top w:w="20" w:type="dxa"/>
-              <w:left w:w="20" w:type="dxa"/>
-              <w:bottom w:w="20" w:type="dxa"/>
-              <w:right w:w="20" w:type="dxa"/>
-            </w:tcMar>
-          </w:tcPr>
-          <w:p>
-            <w:pPr>
-              <w:spacing w:after="0" w:before="0"/>
-              <w:jc w:val="center"/>
-            </w:pPr>
-            <w:r>
-              <w:rPr>
-                <w:rFonts w:ascii="Times New Roman" w:hAnsi="Times New Roman" w:eastAsia="Times New Roman"/>
-                <w:b/>
-                <w:sz w:val="15"/>
-              </w:rPr>
-              <w:t>{{MARK_ANEXO2}}</w:t>
-            </w:r>
-          </w:p>
-        </w:tc>
-        <w:tc>
-          <w:tcPr>
-            <w:tcW w:type="dxa" w:w="9071"/>
-            <w:vAlign w:val="center"/>
-            <w:tcMar>
-              <w:top w:w="20" w:type="dxa"/>
-              <w:left w:w="20" w:type="dxa"/>
-              <w:bottom w:w="20" w:type="dxa"/>
-              <w:right w:w="20" w:type="dxa"/>
-            </w:tcMar>
-          </w:tcPr>
-          <w:p>
-            <w:pPr>
-              <w:spacing w:after="0" w:before="0"/>
-              <w:jc w:val="left"/>
-            </w:pPr>
-            <w:r>
-              <w:rPr>
-                <w:rFonts w:ascii="Times New Roman" w:hAnsi="Times New Roman" w:eastAsia="Times New Roman"/>
-                <w:sz w:val="15"/>
-              </w:rPr>
-              <w:t>Anexo II – Declaração de Responsabilidade e de Ciência do Conteúdo dos Documentos Enviados</w:t>
-            </w:r>
-          </w:p>
-        </w:tc>
-      </w:tr>
-      <w:tr>
-        <w:trPr>
-          <w:trHeight w:val="245" w:hRule="atLeast"/>
-        </w:trPr>
-        <w:tc>
-          <w:tcPr>
-            <w:tcW w:type="dxa" w:w="369"/>
-            <w:vAlign w:val="center"/>
-            <w:tcMar>
-              <w:top w:w="20" w:type="dxa"/>
-              <w:left w:w="20" w:type="dxa"/>
-              <w:bottom w:w="20" w:type="dxa"/>
-              <w:right w:w="20" w:type="dxa"/>
-            </w:tcMar>
-          </w:tcPr>
-          <w:p>
-            <w:pPr>
-              <w:spacing w:after="0" w:before="0"/>
-              <w:jc w:val="center"/>
-            </w:pPr>
-            <w:r>
-              <w:rPr>
-                <w:rFonts w:ascii="Times New Roman" w:hAnsi="Times New Roman" w:eastAsia="Times New Roman"/>
-                <w:b/>
-                <w:sz w:val="15"/>
-              </w:rPr>
-              <w:t>{{MARK_ANEXO3}}</w:t>
-            </w:r>
-          </w:p>
-        </w:tc>
-        <w:tc>
-          <w:tcPr>
-            <w:tcW w:type="dxa" w:w="9071"/>
-            <w:vAlign w:val="center"/>
-            <w:tcMar>
-              <w:top w:w="20" w:type="dxa"/>
-              <w:left w:w="20" w:type="dxa"/>
-              <w:bottom w:w="20" w:type="dxa"/>
-              <w:right w:w="20" w:type="dxa"/>
-            </w:tcMar>
-          </w:tcPr>
-          <w:p>
-            <w:pPr>
-              <w:spacing w:after="0" w:before="0"/>
-              <w:jc w:val="left"/>
-            </w:pPr>
-            <w:r>
-              <w:rPr>
-                <w:rFonts w:ascii="Times New Roman" w:hAnsi="Times New Roman" w:eastAsia="Times New Roman"/>
-                <w:sz w:val="15"/>
-              </w:rPr>
-              <w:t>Anexo III – Grade de Conciliação e Extratos Bancários</w:t>
-            </w:r>
-          </w:p>
-        </w:tc>
-      </w:tr>
-      <w:tr>
-        <w:trPr>
-          <w:trHeight w:val="245" w:hRule="atLeast"/>
-        </w:trPr>
-        <w:tc>
-          <w:tcPr>
-            <w:tcW w:type="dxa" w:w="369"/>
-            <w:vAlign w:val="center"/>
-            <w:tcMar>
-              <w:top w:w="20" w:type="dxa"/>
-              <w:left w:w="20" w:type="dxa"/>
-              <w:bottom w:w="20" w:type="dxa"/>
-              <w:right w:w="20" w:type="dxa"/>
-            </w:tcMar>
-          </w:tcPr>
-          <w:p>
-            <w:pPr>
-              <w:spacing w:after="0" w:before="0"/>
-              <w:jc w:val="center"/>
-            </w:pPr>
-            <w:r>
-              <w:rPr>
-                <w:rFonts w:ascii="Times New Roman" w:hAnsi="Times New Roman" w:eastAsia="Times New Roman"/>
-                <w:b/>
-                <w:sz w:val="15"/>
-              </w:rPr>
-              <w:t>{{MARK_ANEXO4}}</w:t>
-            </w:r>
-          </w:p>
-        </w:tc>
-        <w:tc>
-          <w:tcPr>
-            <w:tcW w:type="dxa" w:w="9071"/>
-            <w:vAlign w:val="center"/>
-            <w:tcMar>
-              <w:top w:w="20" w:type="dxa"/>
-              <w:left w:w="20" w:type="dxa"/>
-              <w:bottom w:w="20" w:type="dxa"/>
-              <w:right w:w="20" w:type="dxa"/>
-            </w:tcMar>
-          </w:tcPr>
-          <w:p>
-            <w:pPr>
-              <w:spacing w:after="0" w:before="0"/>
-              <w:jc w:val="left"/>
-            </w:pPr>
-            <w:r>
-              <w:rPr>
-                <w:rFonts w:ascii="Times New Roman" w:hAnsi="Times New Roman" w:eastAsia="Times New Roman"/>
-                <w:sz w:val="15"/>
-              </w:rPr>
-              <w:t>Anexo IV – Relatório de Acompanhamento de Órgãos Arrecadadores</w:t>
-            </w:r>
-          </w:p>
-        </w:tc>
-      </w:tr>
-      <w:tr>
-        <w:trPr>
-          <w:trHeight w:val="245" w:hRule="atLeast"/>
-        </w:trPr>
-        <w:tc>
-          <w:tcPr>
-            <w:tcW w:type="dxa" w:w="369"/>
-            <w:vAlign w:val="center"/>
-            <w:tcMar>
-              <w:top w:w="20" w:type="dxa"/>
-              <w:left w:w="20" w:type="dxa"/>
-              <w:bottom w:w="20" w:type="dxa"/>
-              <w:right w:w="20" w:type="dxa"/>
-            </w:tcMar>
-          </w:tcPr>
-          <w:p>
-            <w:pPr>
-              <w:spacing w:after="0" w:before="0"/>
-              <w:jc w:val="center"/>
-            </w:pPr>
-            <w:r>
-              <w:rPr>
-                <w:rFonts w:ascii="Times New Roman" w:hAnsi="Times New Roman" w:eastAsia="Times New Roman"/>
-                <w:b/>
-                <w:sz w:val="15"/>
-              </w:rPr>
-              <w:t>{{MARK_REL1}}</w:t>
-            </w:r>
-          </w:p>
-        </w:tc>
-        <w:tc>
-          <w:tcPr>
-            <w:tcW w:type="dxa" w:w="9071"/>
-            <w:vAlign w:val="center"/>
-            <w:tcMar>
-              <w:top w:w="20" w:type="dxa"/>
-              <w:left w:w="20" w:type="dxa"/>
-              <w:bottom w:w="20" w:type="dxa"/>
-              <w:right w:w="20" w:type="dxa"/>
-            </w:tcMar>
-          </w:tcPr>
-          <w:p>
-            <w:pPr>
-              <w:spacing w:after="0" w:before="0"/>
-              <w:jc w:val="left"/>
-            </w:pPr>
-            <w:r>
-              <w:rPr>
-                <w:rFonts w:ascii="Times New Roman" w:hAnsi="Times New Roman" w:eastAsia="Times New Roman"/>
-                <w:sz w:val="15"/>
-              </w:rPr>
-              <w:t>Relatório I – Listagem das Ordens Bancárias Geradas sem Retorno Bancário</w:t>
-            </w:r>
-          </w:p>
-        </w:tc>
-      </w:tr>
-      <w:tr>
-        <w:trPr>
-          <w:trHeight w:val="245" w:hRule="atLeast"/>
-        </w:trPr>
-        <w:tc>
-          <w:tcPr>
-            <w:tcW w:type="dxa" w:w="369"/>
-            <w:vAlign w:val="center"/>
-            <w:tcMar>
-              <w:top w:w="20" w:type="dxa"/>
-              <w:left w:w="20" w:type="dxa"/>
-              <w:bottom w:w="20" w:type="dxa"/>
-              <w:right w:w="20" w:type="dxa"/>
-            </w:tcMar>
-          </w:tcPr>
-          <w:p>
-            <w:pPr>
-              <w:spacing w:after="0" w:before="0"/>
-              <w:jc w:val="center"/>
-            </w:pPr>
-            <w:r>
-              <w:rPr>
-                <w:rFonts w:ascii="Times New Roman" w:hAnsi="Times New Roman" w:eastAsia="Times New Roman"/>
-                <w:b/>
-                <w:sz w:val="15"/>
-              </w:rPr>
-              <w:t>{{MARK_REL2}}</w:t>
-            </w:r>
-          </w:p>
-        </w:tc>
-        <w:tc>
-          <w:tcPr>
-            <w:tcW w:type="dxa" w:w="9071"/>
-            <w:vAlign w:val="center"/>
-            <w:tcMar>
-              <w:top w:w="20" w:type="dxa"/>
-              <w:left w:w="20" w:type="dxa"/>
-              <w:bottom w:w="20" w:type="dxa"/>
-              <w:right w:w="20" w:type="dxa"/>
-            </w:tcMar>
-          </w:tcPr>
-          <w:p>
-            <w:pPr>
-              <w:spacing w:after="0" w:before="0"/>
-              <w:jc w:val="left"/>
-            </w:pPr>
-            <w:r>
-              <w:rPr>
-                <w:rFonts w:ascii="Times New Roman" w:hAnsi="Times New Roman" w:eastAsia="Times New Roman"/>
-                <w:sz w:val="15"/>
-              </w:rPr>
-              <w:t>Relatório II – Listagem de Contas Contábeis a Regularizar</w:t>
-            </w:r>
-          </w:p>
-        </w:tc>
-      </w:tr>
-      <w:tr>
-        <w:trPr>
-          <w:trHeight w:val="245" w:hRule="atLeast"/>
-        </w:trPr>
-        <w:tc>
-          <w:tcPr>
-            <w:tcW w:type="dxa" w:w="369"/>
-            <w:vAlign w:val="center"/>
-            <w:tcMar>
-              <w:top w:w="20" w:type="dxa"/>
-              <w:left w:w="20" w:type="dxa"/>
-              <w:bottom w:w="20" w:type="dxa"/>
-              <w:right w:w="20" w:type="dxa"/>
-            </w:tcMar>
-          </w:tcPr>
-          <w:p>
-            <w:pPr>
-              <w:spacing w:after="0" w:before="0"/>
-              <w:jc w:val="center"/>
-            </w:pPr>
-            <w:r>
-              <w:rPr>
-                <w:rFonts w:ascii="Times New Roman" w:hAnsi="Times New Roman" w:eastAsia="Times New Roman"/>
-                <w:b/>
-                <w:sz w:val="15"/>
-              </w:rPr>
-              <w:t>{{MARK_REL3}}</w:t>
-            </w:r>
-          </w:p>
-        </w:tc>
-        <w:tc>
-          <w:tcPr>
-            <w:tcW w:type="dxa" w:w="9071"/>
-            <w:vAlign w:val="center"/>
-            <w:tcMar>
-              <w:top w:w="20" w:type="dxa"/>
-              <w:left w:w="20" w:type="dxa"/>
-              <w:bottom w:w="20" w:type="dxa"/>
-              <w:right w:w="20" w:type="dxa"/>
-            </w:tcMar>
-          </w:tcPr>
-          <w:p>
-            <w:pPr>
-              <w:spacing w:after="0" w:before="0"/>
-              <w:jc w:val="left"/>
-            </w:pPr>
-            <w:r>
-              <w:rPr>
-                <w:rFonts w:ascii="Times New Roman" w:hAnsi="Times New Roman" w:eastAsia="Times New Roman"/>
-                <w:sz w:val="15"/>
-              </w:rPr>
-              <w:t>Relatório III – Listagem dos Lançamentos de Receitas Orçamentárias</w:t>
-            </w:r>
-          </w:p>
-        </w:tc>
-      </w:tr>
-      <w:tr>
-        <w:trPr>
-          <w:trHeight w:val="245" w:hRule="atLeast"/>
-        </w:trPr>
-        <w:tc>
-          <w:tcPr>
-            <w:tcW w:type="dxa" w:w="369"/>
-            <w:vAlign w:val="center"/>
-            <w:tcMar>
-              <w:top w:w="20" w:type="dxa"/>
-              <w:left w:w="20" w:type="dxa"/>
-              <w:bottom w:w="20" w:type="dxa"/>
-              <w:right w:w="20" w:type="dxa"/>
-            </w:tcMar>
-          </w:tcPr>
-          <w:p>
-            <w:pPr>
-              <w:spacing w:after="0" w:before="0"/>
-              <w:jc w:val="center"/>
-            </w:pPr>
-            <w:r>
-              <w:rPr>
-                <w:rFonts w:ascii="Times New Roman" w:hAnsi="Times New Roman" w:eastAsia="Times New Roman"/>
-                <w:b/>
-                <w:sz w:val="15"/>
-              </w:rPr>
-              <w:t>{{MARK_REL4}}</w:t>
-            </w:r>
-          </w:p>
-        </w:tc>
-        <w:tc>
-          <w:tcPr>
-            <w:tcW w:type="dxa" w:w="9071"/>
-            <w:vAlign w:val="center"/>
-            <w:tcMar>
-              <w:top w:w="20" w:type="dxa"/>
-              <w:left w:w="20" w:type="dxa"/>
-              <w:bottom w:w="20" w:type="dxa"/>
-              <w:right w:w="20" w:type="dxa"/>
-            </w:tcMar>
-          </w:tcPr>
-          <w:p>
-            <w:pPr>
-              <w:spacing w:after="0" w:before="0"/>
-              <w:jc w:val="left"/>
-            </w:pPr>
-            <w:r>
-              <w:rPr>
-                <w:rFonts w:ascii="Times New Roman" w:hAnsi="Times New Roman" w:eastAsia="Times New Roman"/>
-                <w:sz w:val="15"/>
-              </w:rPr>
-              <w:t>Relatório IV – Listagem Prévia da Quebra de Sequencialidade de Pagamentos</w:t>
-            </w:r>
-          </w:p>
-        </w:tc>
-      </w:tr>
-      <w:tr>
-        <w:trPr>
-          <w:trHeight w:val="245" w:hRule="atLeast"/>
-        </w:trPr>
-        <w:tc>
-          <w:tcPr>
-            <w:tcW w:type="dxa" w:w="369"/>
-            <w:vAlign w:val="center"/>
-            <w:tcMar>
-              <w:top w:w="20" w:type="dxa"/>
-              <w:left w:w="20" w:type="dxa"/>
-              <w:bottom w:w="20" w:type="dxa"/>
-              <w:right w:w="20" w:type="dxa"/>
-            </w:tcMar>
-          </w:tcPr>
-          <w:p>
-            <w:pPr>
-              <w:spacing w:after="0" w:before="0"/>
-              <w:jc w:val="center"/>
-            </w:pPr>
-            <w:r>
-              <w:rPr>
-                <w:rFonts w:ascii="Times New Roman" w:hAnsi="Times New Roman" w:eastAsia="Times New Roman"/>
-                <w:b/>
-                <w:sz w:val="15"/>
-              </w:rPr>
-              <w:t>{{MARK_REL5}}</w:t>
-            </w:r>
-          </w:p>
-        </w:tc>
-        <w:tc>
-          <w:tcPr>
-            <w:tcW w:type="dxa" w:w="9071"/>
-            <w:vAlign w:val="center"/>
-            <w:tcMar>
-              <w:top w:w="20" w:type="dxa"/>
-              <w:left w:w="20" w:type="dxa"/>
-              <w:bottom w:w="20" w:type="dxa"/>
-              <w:right w:w="20" w:type="dxa"/>
-            </w:tcMar>
-          </w:tcPr>
-          <w:p>
-            <w:pPr>
-              <w:spacing w:after="0" w:before="0"/>
-              <w:jc w:val="left"/>
-            </w:pPr>
-            <w:r>
-              <w:rPr>
-                <w:rFonts w:ascii="Times New Roman" w:hAnsi="Times New Roman" w:eastAsia="Times New Roman"/>
-                <w:sz w:val="15"/>
-              </w:rPr>
-              <w:t>Relatório V – Listagem das Ordens Bancárias de Pagamentos da Folha</w:t>
-            </w:r>
-          </w:p>
-        </w:tc>
-      </w:tr>
-      <w:tr>
-        <w:trPr>
-          <w:trHeight w:val="245" w:hRule="atLeast"/>
-        </w:trPr>
-        <w:tc>
-          <w:tcPr>
-            <w:tcW w:type="dxa" w:w="369"/>
-            <w:vAlign w:val="center"/>
-            <w:tcMar>
-              <w:top w:w="20" w:type="dxa"/>
-              <w:left w:w="20" w:type="dxa"/>
-              <w:bottom w:w="20" w:type="dxa"/>
-              <w:right w:w="20" w:type="dxa"/>
-            </w:tcMar>
-          </w:tcPr>
-          <w:p>
-            <w:pPr>
-              <w:spacing w:after="0" w:before="0"/>
-              <w:jc w:val="center"/>
-            </w:pPr>
-            <w:r>
-              <w:rPr>
-                <w:rFonts w:ascii="Times New Roman" w:hAnsi="Times New Roman" w:eastAsia="Times New Roman"/>
-                <w:b/>
-                <w:sz w:val="15"/>
-              </w:rPr>
-              <w:t>{{MARK_REL6}}</w:t>
-            </w:r>
-          </w:p>
-        </w:tc>
-        <w:tc>
-          <w:tcPr>
-            <w:tcW w:type="dxa" w:w="9071"/>
-            <w:vAlign w:val="center"/>
-            <w:tcMar>
-              <w:top w:w="20" w:type="dxa"/>
-              <w:left w:w="20" w:type="dxa"/>
-              <w:bottom w:w="20" w:type="dxa"/>
-              <w:right w:w="20" w:type="dxa"/>
-            </w:tcMar>
-          </w:tcPr>
-          <w:p>
-            <w:pPr>
-              <w:spacing w:after="0" w:before="0"/>
-              <w:jc w:val="left"/>
-            </w:pPr>
-            <w:r>
-              <w:rPr>
-                <w:rFonts w:ascii="Times New Roman" w:hAnsi="Times New Roman" w:eastAsia="Times New Roman"/>
-                <w:sz w:val="15"/>
-              </w:rPr>
-              <w:t>Relatório VI – Disponibilidade por Fonte - Comparativo Contábil x Financeiro</w:t>
-            </w:r>
-          </w:p>
-        </w:tc>
-      </w:tr>
-      <w:tr>
-        <w:trPr>
-          <w:trHeight w:val="245" w:hRule="atLeast"/>
-        </w:trPr>
-        <w:tc>
-          <w:tcPr>
-            <w:tcW w:type="dxa" w:w="369"/>
-            <w:vAlign w:val="center"/>
-            <w:tcMar>
-              <w:top w:w="20" w:type="dxa"/>
-              <w:left w:w="20" w:type="dxa"/>
-              <w:bottom w:w="20" w:type="dxa"/>
-              <w:right w:w="20" w:type="dxa"/>
-            </w:tcMar>
-          </w:tcPr>
-          <w:p>
-            <w:pPr>
-              <w:spacing w:after="0" w:before="0"/>
-              <w:jc w:val="center"/>
-            </w:pPr>
-            <w:r>
-              <w:rPr>
-                <w:rFonts w:ascii="Times New Roman" w:hAnsi="Times New Roman" w:eastAsia="Times New Roman"/>
-                <w:b/>
-                <w:sz w:val="15"/>
-              </w:rPr>
-              <w:t>{{MARK_REL7}}</w:t>
-            </w:r>
-          </w:p>
-        </w:tc>
-        <w:tc>
-          <w:tcPr>
-            <w:tcW w:type="dxa" w:w="9071"/>
-            <w:vAlign w:val="center"/>
-            <w:tcMar>
-              <w:top w:w="20" w:type="dxa"/>
-              <w:left w:w="20" w:type="dxa"/>
-              <w:bottom w:w="20" w:type="dxa"/>
-              <w:right w:w="20" w:type="dxa"/>
-            </w:tcMar>
-          </w:tcPr>
-          <w:p>
-            <w:pPr>
-              <w:spacing w:after="0" w:before="0"/>
-              <w:jc w:val="left"/>
-            </w:pPr>
-            <w:r>
-              <w:rPr>
-                <w:rFonts w:ascii="Times New Roman" w:hAnsi="Times New Roman" w:eastAsia="Times New Roman"/>
-                <w:sz w:val="15"/>
-              </w:rPr>
-              <w:t>Relatório VII – Saldos dos Bens Patrimoniais - Comparativo SIAFE x Sistema de Patrimônio</w:t>
-            </w:r>
-          </w:p>
-        </w:tc>
-      </w:tr>
-      <w:tr>
-        <w:trPr>
-          <w:trHeight w:val="245" w:hRule="atLeast"/>
-        </w:trPr>
-        <w:tc>
-          <w:tcPr>
-            <w:tcW w:type="dxa" w:w="369"/>
-            <w:vAlign w:val="center"/>
-            <w:tcMar>
-              <w:top w:w="20" w:type="dxa"/>
-              <w:left w:w="20" w:type="dxa"/>
-              <w:bottom w:w="20" w:type="dxa"/>
-              <w:right w:w="20" w:type="dxa"/>
-            </w:tcMar>
-          </w:tcPr>
-          <w:p>
-            <w:pPr>
-              <w:spacing w:after="0" w:before="0"/>
-              <w:jc w:val="center"/>
-            </w:pPr>
-            <w:r>
-              <w:rPr>
-                <w:rFonts w:ascii="Times New Roman" w:hAnsi="Times New Roman" w:eastAsia="Times New Roman"/>
-                <w:b/>
-                <w:sz w:val="15"/>
-              </w:rPr>
-              <w:t>{{MARK_REL8}}</w:t>
-            </w:r>
-          </w:p>
-        </w:tc>
-        <w:tc>
-          <w:tcPr>
-            <w:tcW w:type="dxa" w:w="9071"/>
-            <w:vAlign w:val="center"/>
-            <w:tcMar>
-              <w:top w:w="20" w:type="dxa"/>
-              <w:left w:w="20" w:type="dxa"/>
-              <w:bottom w:w="20" w:type="dxa"/>
-              <w:right w:w="20" w:type="dxa"/>
-            </w:tcMar>
-          </w:tcPr>
-          <w:p>
-            <w:pPr>
-              <w:spacing w:after="0" w:before="0"/>
-              <w:jc w:val="left"/>
-            </w:pPr>
-            <w:r>
-              <w:rPr>
-                <w:rFonts w:ascii="Times New Roman" w:hAnsi="Times New Roman" w:eastAsia="Times New Roman"/>
-                <w:sz w:val="15"/>
-              </w:rPr>
-              <w:t>Relatório VIII – Listagem de Consignações Intempestivas</w:t>
-            </w:r>
-          </w:p>
-        </w:tc>
-      </w:tr>
-      <w:tr>
-        <w:trPr>
-          <w:trHeight w:val="245" w:hRule="atLeast"/>
-        </w:trPr>
-        <w:tc>
-          <w:tcPr>
-            <w:tcW w:type="dxa" w:w="369"/>
-            <w:vAlign w:val="center"/>
-            <w:tcMar>
-              <w:top w:w="20" w:type="dxa"/>
-              <w:left w:w="20" w:type="dxa"/>
-              <w:bottom w:w="20" w:type="dxa"/>
-              <w:right w:w="20" w:type="dxa"/>
-            </w:tcMar>
-          </w:tcPr>
-          <w:p>
-            <w:pPr>
-              <w:spacing w:after="0" w:before="0"/>
-              <w:jc w:val="center"/>
-            </w:pPr>
-            <w:r>
-              <w:rPr>
-                <w:rFonts w:ascii="Times New Roman" w:hAnsi="Times New Roman" w:eastAsia="Times New Roman"/>
-                <w:b/>
-                <w:sz w:val="15"/>
-              </w:rPr>
-              <w:t>{{MARK_REL9}}</w:t>
-            </w:r>
-          </w:p>
-        </w:tc>
-        <w:tc>
-          <w:tcPr>
-            <w:tcW w:type="dxa" w:w="9071"/>
-            <w:vAlign w:val="center"/>
-            <w:tcMar>
-              <w:top w:w="20" w:type="dxa"/>
-              <w:left w:w="20" w:type="dxa"/>
-              <w:bottom w:w="20" w:type="dxa"/>
-              <w:right w:w="20" w:type="dxa"/>
-            </w:tcMar>
-          </w:tcPr>
-          <w:p>
-            <w:pPr>
-              <w:spacing w:after="0" w:before="0"/>
-              <w:jc w:val="left"/>
-            </w:pPr>
-            <w:r>
-              <w:rPr>
-                <w:rFonts w:ascii="Times New Roman" w:hAnsi="Times New Roman" w:eastAsia="Times New Roman"/>
-                <w:sz w:val="15"/>
-              </w:rPr>
-              <w:t>Relatório IX – Listagem de Suprimento de Fundos com Prestação de Contas Atrasada</w:t>
-            </w:r>
-          </w:p>
-        </w:tc>
-      </w:tr>
-      <w:tr>
-        <w:trPr>
-          <w:trHeight w:val="245" w:hRule="atLeast"/>
-        </w:trPr>
-        <w:tc>
-          <w:tcPr>
-            <w:tcW w:type="dxa" w:w="369"/>
-            <w:vAlign w:val="center"/>
-            <w:tcMar>
-              <w:top w:w="20" w:type="dxa"/>
-              <w:left w:w="20" w:type="dxa"/>
-              <w:bottom w:w="20" w:type="dxa"/>
-              <w:right w:w="20" w:type="dxa"/>
-            </w:tcMar>
-          </w:tcPr>
-          <w:p>
-            <w:pPr>
-              <w:spacing w:after="0" w:before="0"/>
-              <w:jc w:val="center"/>
-            </w:pPr>
-            <w:r>
-              <w:rPr>
-                <w:rFonts w:ascii="Times New Roman" w:hAnsi="Times New Roman" w:eastAsia="Times New Roman"/>
-                <w:b/>
-                <w:sz w:val="15"/>
-              </w:rPr>
-              <w:t>{{MARK_REL10}}</w:t>
-            </w:r>
-          </w:p>
-        </w:tc>
-        <w:tc>
-          <w:tcPr>
-            <w:tcW w:type="dxa" w:w="9071"/>
-            <w:vAlign w:val="center"/>
-            <w:tcMar>
-              <w:top w:w="20" w:type="dxa"/>
-              <w:left w:w="20" w:type="dxa"/>
-              <w:bottom w:w="20" w:type="dxa"/>
-              <w:right w:w="20" w:type="dxa"/>
-            </w:tcMar>
-          </w:tcPr>
-          <w:p>
-            <w:pPr>
-              <w:spacing w:after="0" w:before="0"/>
-              <w:jc w:val="left"/>
-            </w:pPr>
-            <w:r>
-              <w:rPr>
-                <w:rFonts w:ascii="Times New Roman" w:hAnsi="Times New Roman" w:eastAsia="Times New Roman"/>
-                <w:sz w:val="15"/>
-              </w:rPr>
-              <w:t>Relatório X – Comparativo de DEA’s reconhecidos x DEA’s executados</w:t>
-            </w:r>
-          </w:p>
-        </w:tc>
-      </w:tr>
-      <w:tr>
-        <w:trPr>
-          <w:trHeight w:val="245" w:hRule="atLeast"/>
-        </w:trPr>
-        <w:tc>
-          <w:tcPr>
-            <w:tcW w:type="dxa" w:w="369"/>
-            <w:vAlign w:val="center"/>
-            <w:tcMar>
-              <w:top w:w="20" w:type="dxa"/>
-              <w:left w:w="20" w:type="dxa"/>
-              <w:bottom w:w="20" w:type="dxa"/>
-              <w:right w:w="20" w:type="dxa"/>
-            </w:tcMar>
-          </w:tcPr>
-          <w:p>
-            <w:pPr>
-              <w:spacing w:after="0" w:before="0"/>
-              <w:jc w:val="center"/>
-            </w:pPr>
-            <w:r>
-              <w:rPr>
-                <w:rFonts w:ascii="Times New Roman" w:hAnsi="Times New Roman" w:eastAsia="Times New Roman"/>
-                <w:b/>
-                <w:sz w:val="15"/>
-              </w:rPr>
-              <w:t>{{MARK_REL11}}</w:t>
-            </w:r>
-          </w:p>
-        </w:tc>
-        <w:tc>
-          <w:tcPr>
-            <w:tcW w:type="dxa" w:w="9071"/>
-            <w:vAlign w:val="center"/>
-            <w:tcMar>
-              <w:top w:w="20" w:type="dxa"/>
-              <w:left w:w="20" w:type="dxa"/>
-              <w:bottom w:w="20" w:type="dxa"/>
-              <w:right w:w="20" w:type="dxa"/>
-            </w:tcMar>
-          </w:tcPr>
-          <w:p>
-            <w:pPr>
-              <w:spacing w:after="0" w:before="0"/>
-              <w:jc w:val="left"/>
-            </w:pPr>
-            <w:r>
-              <w:rPr>
-                <w:rFonts w:ascii="Times New Roman" w:hAnsi="Times New Roman" w:eastAsia="Times New Roman"/>
-                <w:sz w:val="15"/>
-              </w:rPr>
-              <w:t>Relatório XI – Listagem de Pagamentos de Convênios SICONV</w:t>
-            </w:r>
-          </w:p>
-        </w:tc>
-      </w:tr>
-      <w:tr>
-        <w:trPr>
-          <w:trHeight w:val="245" w:hRule="atLeast"/>
-        </w:trPr>
-        <w:tc>
-          <w:tcPr>
-            <w:tcW w:type="dxa" w:w="369"/>
-            <w:vAlign w:val="center"/>
-            <w:tcMar>
-              <w:top w:w="20" w:type="dxa"/>
-              <w:left w:w="20" w:type="dxa"/>
-              <w:bottom w:w="20" w:type="dxa"/>
-              <w:right w:w="20" w:type="dxa"/>
-            </w:tcMar>
-          </w:tcPr>
-          <w:p>
-            <w:pPr>
-              <w:spacing w:after="0" w:before="0"/>
-              <w:jc w:val="center"/>
-            </w:pPr>
-            <w:r>
-              <w:rPr>
-                <w:rFonts w:ascii="Times New Roman" w:hAnsi="Times New Roman" w:eastAsia="Times New Roman"/>
-                <w:b/>
-                <w:sz w:val="15"/>
-              </w:rPr>
-              <w:t>{{MARK_BALANCETE}}</w:t>
-            </w:r>
-          </w:p>
-        </w:tc>
-        <w:tc>
-          <w:tcPr>
-            <w:tcW w:type="dxa" w:w="9071"/>
-            <w:vAlign w:val="center"/>
-            <w:tcMar>
-              <w:top w:w="20" w:type="dxa"/>
-              <w:left w:w="20" w:type="dxa"/>
-              <w:bottom w:w="20" w:type="dxa"/>
-              <w:right w:w="20" w:type="dxa"/>
-            </w:tcMar>
-          </w:tcPr>
-          <w:p>
-            <w:pPr>
-              <w:spacing w:after="0" w:before="0"/>
-              <w:jc w:val="left"/>
-            </w:pPr>
-            <w:r>
-              <w:rPr>
-                <w:rFonts w:ascii="Times New Roman" w:hAnsi="Times New Roman" w:eastAsia="Times New Roman"/>
-                <w:sz w:val="15"/>
-              </w:rPr>
-              <w:t>Balancete Mensal</w:t>
-            </w:r>
-          </w:p>
-        </w:tc>
-      </w:tr>
-      <w:tr>
-        <w:trPr>
-          <w:trHeight w:val="245" w:hRule="atLeast"/>
-        </w:trPr>
-        <w:tc>
-          <w:tcPr>
-            <w:tcW w:type="dxa" w:w="369"/>
-            <w:vAlign w:val="center"/>
-            <w:tcMar>
-              <w:top w:w="20" w:type="dxa"/>
-              <w:left w:w="20" w:type="dxa"/>
-              <w:bottom w:w="20" w:type="dxa"/>
-              <w:right w:w="20" w:type="dxa"/>
-            </w:tcMar>
-          </w:tcPr>
-          <w:p>
-            <w:pPr>
-              <w:spacing w:after="0" w:before="0"/>
-              <w:jc w:val="center"/>
-            </w:pPr>
-            <w:r>
-              <w:rPr>
-                <w:rFonts w:ascii="Times New Roman" w:hAnsi="Times New Roman" w:eastAsia="Times New Roman"/>
-                <w:b/>
-                <w:sz w:val="15"/>
-              </w:rPr>
-              <w:t>{{MARK_FISCAL}}</w:t>
-            </w:r>
-          </w:p>
-        </w:tc>
-        <w:tc>
-          <w:tcPr>
-            <w:tcW w:type="dxa" w:w="9071"/>
-            <w:vAlign w:val="center"/>
-            <w:tcMar>
-              <w:top w:w="20" w:type="dxa"/>
-              <w:left w:w="20" w:type="dxa"/>
-              <w:bottom w:w="20" w:type="dxa"/>
-              <w:right w:w="20" w:type="dxa"/>
-            </w:tcMar>
-          </w:tcPr>
-          <w:p>
-            <w:pPr>
-              <w:spacing w:after="0" w:before="0"/>
-              <w:jc w:val="left"/>
-            </w:pPr>
-            <w:r>
-              <w:rPr>
-                <w:rFonts w:ascii="Times New Roman" w:hAnsi="Times New Roman" w:eastAsia="Times New Roman"/>
-                <w:sz w:val="15"/>
-              </w:rPr>
-              <w:t>Relatório de Situação Fiscal</w:t>
-            </w:r>
-          </w:p>
-        </w:tc>
-      </w:tr>
-      <w:tr>
-        <w:trPr>
-          <w:trHeight w:val="245" w:hRule="atLeast"/>
-        </w:trPr>
-        <w:tc>
-          <w:tcPr>
-            <w:tcW w:type="dxa" w:w="369"/>
-            <w:vAlign w:val="center"/>
-            <w:tcMar>
-              <w:top w:w="20" w:type="dxa"/>
-              <w:left w:w="20" w:type="dxa"/>
-              <w:bottom w:w="20" w:type="dxa"/>
-              <w:right w:w="20" w:type="dxa"/>
-            </w:tcMar>
-          </w:tcPr>
-          <w:p>
-            <w:pPr>
-              <w:spacing w:after="0" w:before="0"/>
-              <w:jc w:val="center"/>
-            </w:pPr>
-            <w:r>
-              <w:rPr>
-                <w:rFonts w:ascii="Times New Roman" w:hAnsi="Times New Roman" w:eastAsia="Times New Roman"/>
-                <w:b/>
-                <w:sz w:val="15"/>
-              </w:rPr>
-              <w:t>{{MARK_OUTRO}}</w:t>
-            </w:r>
-          </w:p>
-        </w:tc>
-        <w:tc>
-          <w:tcPr>
-            <w:tcW w:type="dxa" w:w="9071"/>
-            <w:vAlign w:val="center"/>
-            <w:tcMar>
-              <w:top w:w="20" w:type="dxa"/>
-              <w:left w:w="20" w:type="dxa"/>
-              <w:bottom w:w="20" w:type="dxa"/>
-              <w:right w:w="20" w:type="dxa"/>
-            </w:tcMar>
-          </w:tcPr>
-          <w:p>
-            <w:pPr>
-              <w:spacing w:after="0" w:before="0"/>
-              <w:jc w:val="left"/>
-            </w:pPr>
-            <w:r>
-              <w:rPr>
-                <w:rFonts w:ascii="Times New Roman" w:hAnsi="Times New Roman" w:eastAsia="Times New Roman"/>
-                <w:sz w:val="15"/>
-              </w:rPr>
-              <w:t>Outro documento complementar</w:t>
-            </w:r>
-          </w:p>
-        </w:tc>
-      </w:tr>
-    </w:tbl>
-    <w:p>
-      <w:pPr>
-        <w:spacing w:before="20" w:after="100"/>
-      </w:pPr>
-      <w:r>
-        <w:rPr>
-          <w:sz w:val="16"/>
-        </w:rPr>
-        <w:t>Obs.: Marcar com “X” uma única opção em cada termo de justificativa.</w:t>
-      </w:r>
-    </w:p>
-    <w:p>
-      <w:pPr>
-        <w:spacing w:after="100" w:line="240" w:lineRule="auto"/>
-        <w:ind w:firstLine="567"/>
-        <w:jc w:val="both"/>
-      </w:pPr>
-      <w:r>
-        <w:rPr>
-          <w:rFonts w:ascii="Times New Roman" w:hAnsi="Times New Roman" w:eastAsia="Times New Roman"/>
-          <w:sz w:val="19"/>
-        </w:rPr>
-        <w:t xml:space="preserve">Eu, </w:t>
-      </w:r>
-      <w:r>
-        <w:rPr>
-          <w:rFonts w:ascii="Times New Roman" w:hAnsi="Times New Roman" w:eastAsia="Times New Roman"/>
-          <w:b/>
-          <w:sz w:val="19"/>
-        </w:rPr>
-        <w:t>{{PERSON_NAME}}</w:t>
-      </w:r>
-      <w:r>
-        <w:rPr>
-          <w:rFonts w:ascii="Times New Roman" w:hAnsi="Times New Roman" w:eastAsia="Times New Roman"/>
-          <w:sz w:val="19"/>
-        </w:rPr>
-        <w:t xml:space="preserve">, {{PERSON_ROLE}}, </w:t>
-      </w:r>
-      <w:r>
-        <w:rPr>
-          <w:rFonts w:ascii="Times New Roman" w:hAnsi="Times New Roman" w:eastAsia="Times New Roman"/>
-          <w:b/>
-          <w:sz w:val="19"/>
-        </w:rPr>
-        <w:t>{{REGISTRATION}}</w:t>
-      </w:r>
-      <w:r>
-        <w:rPr>
-          <w:rFonts w:ascii="Times New Roman" w:hAnsi="Times New Roman" w:eastAsia="Times New Roman"/>
-          <w:sz w:val="19"/>
-        </w:rPr>
-        <w:t xml:space="preserve">, CPF </w:t>
-      </w:r>
-      <w:r>
-        <w:rPr>
-          <w:rFonts w:ascii="Times New Roman" w:hAnsi="Times New Roman" w:eastAsia="Times New Roman"/>
-          <w:b/>
-          <w:sz w:val="19"/>
-        </w:rPr>
-        <w:t>{{CPF}}</w:t>
-      </w:r>
-      <w:r>
-        <w:rPr>
-          <w:rFonts w:ascii="Times New Roman" w:hAnsi="Times New Roman" w:eastAsia="Times New Roman"/>
-          <w:sz w:val="19"/>
-        </w:rPr>
-        <w:t xml:space="preserve">, lotado(a) na </w:t>
-      </w:r>
-      <w:r>
-        <w:rPr>
-          <w:rFonts w:ascii="Times New Roman" w:hAnsi="Times New Roman" w:eastAsia="Times New Roman"/>
-          <w:b/>
-          <w:sz w:val="19"/>
-        </w:rPr>
-        <w:t>UG {{UG_BLOCK}}</w:t>
-      </w:r>
-      <w:r>
-        <w:rPr>
-          <w:rFonts w:ascii="Times New Roman" w:hAnsi="Times New Roman" w:eastAsia="Times New Roman"/>
-          <w:sz w:val="19"/>
-        </w:rPr>
-        <w:t>, apresento para os devidos fins a(s) justificativa(s) para a(s) inconformidade(s) constatada(s) no documento marcado acima.</w:t>
-      </w:r>
-    </w:p>
-    <w:tbl>
-      <w:tblPr>
-        <w:tblStyle w:val="TableGrid"/>
-        <w:tblW w:type="auto" w:w="0"/>
-        <w:jc w:val="center"/>
-        <w:tblLayout w:type="fixed"/>
-        <w:tblLook w:firstColumn="1" w:firstRow="1" w:lastColumn="0" w:lastRow="0" w:noHBand="0" w:noVBand="1" w:val="04A0"/>
-      </w:tblPr>
-      <w:tblGrid>
-        <w:gridCol w:w="9439"/>
-      </w:tblGrid>
-      <w:tr>
-        <w:trPr>
-          <w:trHeight w:val="220" w:hRule="atLeast"/>
-        </w:trPr>
-        <w:tc>
-          <w:tcPr>
-            <w:tcW w:type="dxa" w:w="9866"/>
-            <w:vAlign w:val="top"/>
           </w:tcPr>
           <w:p>
             <w:pPr>
@@ -1212,8 +125,1269 @@
             </w:pPr>
             <w:r>
               <w:rPr>
-                <w:rFonts w:ascii="Times New Roman" w:hAnsi="Times New Roman" w:eastAsia="Times New Roman"/>
+                <w:rFonts w:ascii="Times New Roman" w:hAnsi="Times New Roman" w:eastAsia="Times New Roman" w:cs="Times New Roman"/>
+                <w:b/>
                 <w:sz w:val="16"/>
+              </w:rPr>
+              <w:t>{{MARK_ANEXO1}}</w:t>
+            </w:r>
+          </w:p>
+        </w:tc>
+        <w:tc>
+          <w:tcPr>
+            <w:tcW w:type="dxa" w:w="8192"/>
+            <w:vAlign w:val="center"/>
+            <w:tcMar>
+              <w:top w:w="0" w:type="dxa"/>
+              <w:start w:w="60" w:type="dxa"/>
+              <w:bottom w:w="0" w:type="dxa"/>
+              <w:end w:w="30" w:type="dxa"/>
+            </w:tcMar>
+          </w:tcPr>
+          <w:p>
+            <w:pPr>
+              <w:spacing w:after="0" w:line="240" w:lineRule="auto"/>
+            </w:pPr>
+            <w:r>
+              <w:rPr>
+                <w:rFonts w:ascii="Times New Roman" w:hAnsi="Times New Roman" w:eastAsia="Times New Roman" w:cs="Times New Roman"/>
+                <w:b w:val="0"/>
+                <w:sz w:val="16"/>
+              </w:rPr>
+              <w:t>{{NORMAL_ANEXO1}}</w:t>
+            </w:r>
+            <w:r>
+              <w:rPr>
+                <w:rFonts w:ascii="Times New Roman" w:hAnsi="Times New Roman" w:eastAsia="Times New Roman" w:cs="Times New Roman"/>
+                <w:b/>
+                <w:sz w:val="16"/>
+              </w:rPr>
+              <w:t>{{SELECTED_ANEXO1}}</w:t>
+            </w:r>
+          </w:p>
+        </w:tc>
+      </w:tr>
+      <w:tr>
+        <w:trPr>
+          <w:trHeight w:val="248" w:hRule="exact"/>
+        </w:trPr>
+        <w:tc>
+          <w:tcPr>
+            <w:tcW w:type="dxa" w:w="312"/>
+            <w:vAlign w:val="center"/>
+            <w:tcMar>
+              <w:top w:w="0" w:type="dxa"/>
+              <w:start w:w="20" w:type="dxa"/>
+              <w:bottom w:w="0" w:type="dxa"/>
+              <w:end w:w="20" w:type="dxa"/>
+            </w:tcMar>
+          </w:tcPr>
+          <w:p>
+            <w:pPr>
+              <w:spacing w:after="0" w:line="240" w:lineRule="auto"/>
+              <w:jc w:val="center"/>
+            </w:pPr>
+            <w:r>
+              <w:rPr>
+                <w:rFonts w:ascii="Times New Roman" w:hAnsi="Times New Roman" w:eastAsia="Times New Roman" w:cs="Times New Roman"/>
+                <w:b/>
+                <w:sz w:val="16"/>
+              </w:rPr>
+              <w:t>{{MARK_ANEXO2}}</w:t>
+            </w:r>
+          </w:p>
+        </w:tc>
+        <w:tc>
+          <w:tcPr>
+            <w:tcW w:type="dxa" w:w="8192"/>
+            <w:vAlign w:val="center"/>
+            <w:tcMar>
+              <w:top w:w="0" w:type="dxa"/>
+              <w:start w:w="60" w:type="dxa"/>
+              <w:bottom w:w="0" w:type="dxa"/>
+              <w:end w:w="30" w:type="dxa"/>
+            </w:tcMar>
+          </w:tcPr>
+          <w:p>
+            <w:pPr>
+              <w:spacing w:after="0" w:line="240" w:lineRule="auto"/>
+            </w:pPr>
+            <w:r>
+              <w:rPr>
+                <w:rFonts w:ascii="Times New Roman" w:hAnsi="Times New Roman" w:eastAsia="Times New Roman" w:cs="Times New Roman"/>
+                <w:b w:val="0"/>
+                <w:sz w:val="16"/>
+              </w:rPr>
+              <w:t>{{NORMAL_ANEXO2}}</w:t>
+            </w:r>
+            <w:r>
+              <w:rPr>
+                <w:rFonts w:ascii="Times New Roman" w:hAnsi="Times New Roman" w:eastAsia="Times New Roman" w:cs="Times New Roman"/>
+                <w:b/>
+                <w:sz w:val="16"/>
+              </w:rPr>
+              <w:t>{{SELECTED_ANEXO2}}</w:t>
+            </w:r>
+          </w:p>
+        </w:tc>
+      </w:tr>
+      <w:tr>
+        <w:trPr>
+          <w:trHeight w:val="248" w:hRule="exact"/>
+        </w:trPr>
+        <w:tc>
+          <w:tcPr>
+            <w:tcW w:type="dxa" w:w="312"/>
+            <w:vAlign w:val="center"/>
+            <w:tcMar>
+              <w:top w:w="0" w:type="dxa"/>
+              <w:start w:w="20" w:type="dxa"/>
+              <w:bottom w:w="0" w:type="dxa"/>
+              <w:end w:w="20" w:type="dxa"/>
+            </w:tcMar>
+          </w:tcPr>
+          <w:p>
+            <w:pPr>
+              <w:spacing w:after="0" w:line="240" w:lineRule="auto"/>
+              <w:jc w:val="center"/>
+            </w:pPr>
+            <w:r>
+              <w:rPr>
+                <w:rFonts w:ascii="Times New Roman" w:hAnsi="Times New Roman" w:eastAsia="Times New Roman" w:cs="Times New Roman"/>
+                <w:b/>
+                <w:sz w:val="16"/>
+              </w:rPr>
+              <w:t>{{MARK_ANEXO3}}</w:t>
+            </w:r>
+          </w:p>
+        </w:tc>
+        <w:tc>
+          <w:tcPr>
+            <w:tcW w:type="dxa" w:w="8192"/>
+            <w:vAlign w:val="center"/>
+            <w:tcMar>
+              <w:top w:w="0" w:type="dxa"/>
+              <w:start w:w="60" w:type="dxa"/>
+              <w:bottom w:w="0" w:type="dxa"/>
+              <w:end w:w="30" w:type="dxa"/>
+            </w:tcMar>
+          </w:tcPr>
+          <w:p>
+            <w:pPr>
+              <w:spacing w:after="0" w:line="240" w:lineRule="auto"/>
+            </w:pPr>
+            <w:r>
+              <w:rPr>
+                <w:rFonts w:ascii="Times New Roman" w:hAnsi="Times New Roman" w:eastAsia="Times New Roman" w:cs="Times New Roman"/>
+                <w:b w:val="0"/>
+                <w:sz w:val="16"/>
+              </w:rPr>
+              <w:t>{{NORMAL_ANEXO3}}</w:t>
+            </w:r>
+            <w:r>
+              <w:rPr>
+                <w:rFonts w:ascii="Times New Roman" w:hAnsi="Times New Roman" w:eastAsia="Times New Roman" w:cs="Times New Roman"/>
+                <w:b/>
+                <w:sz w:val="16"/>
+              </w:rPr>
+              <w:t>{{SELECTED_ANEXO3}}</w:t>
+            </w:r>
+          </w:p>
+        </w:tc>
+      </w:tr>
+      <w:tr>
+        <w:trPr>
+          <w:trHeight w:val="248" w:hRule="exact"/>
+        </w:trPr>
+        <w:tc>
+          <w:tcPr>
+            <w:tcW w:type="dxa" w:w="312"/>
+            <w:vAlign w:val="center"/>
+            <w:tcMar>
+              <w:top w:w="0" w:type="dxa"/>
+              <w:start w:w="20" w:type="dxa"/>
+              <w:bottom w:w="0" w:type="dxa"/>
+              <w:end w:w="20" w:type="dxa"/>
+            </w:tcMar>
+          </w:tcPr>
+          <w:p>
+            <w:pPr>
+              <w:spacing w:after="0" w:line="240" w:lineRule="auto"/>
+              <w:jc w:val="center"/>
+            </w:pPr>
+            <w:r>
+              <w:rPr>
+                <w:rFonts w:ascii="Times New Roman" w:hAnsi="Times New Roman" w:eastAsia="Times New Roman" w:cs="Times New Roman"/>
+                <w:b/>
+                <w:sz w:val="16"/>
+              </w:rPr>
+              <w:t>{{MARK_ANEXO4}}</w:t>
+            </w:r>
+          </w:p>
+        </w:tc>
+        <w:tc>
+          <w:tcPr>
+            <w:tcW w:type="dxa" w:w="8192"/>
+            <w:vAlign w:val="center"/>
+            <w:tcMar>
+              <w:top w:w="0" w:type="dxa"/>
+              <w:start w:w="60" w:type="dxa"/>
+              <w:bottom w:w="0" w:type="dxa"/>
+              <w:end w:w="30" w:type="dxa"/>
+            </w:tcMar>
+          </w:tcPr>
+          <w:p>
+            <w:pPr>
+              <w:spacing w:after="0" w:line="240" w:lineRule="auto"/>
+            </w:pPr>
+            <w:r>
+              <w:rPr>
+                <w:rFonts w:ascii="Times New Roman" w:hAnsi="Times New Roman" w:eastAsia="Times New Roman" w:cs="Times New Roman"/>
+                <w:b w:val="0"/>
+                <w:sz w:val="16"/>
+              </w:rPr>
+              <w:t>{{NORMAL_ANEXO4}}</w:t>
+            </w:r>
+            <w:r>
+              <w:rPr>
+                <w:rFonts w:ascii="Times New Roman" w:hAnsi="Times New Roman" w:eastAsia="Times New Roman" w:cs="Times New Roman"/>
+                <w:b/>
+                <w:sz w:val="16"/>
+              </w:rPr>
+              <w:t>{{SELECTED_ANEXO4}}</w:t>
+            </w:r>
+          </w:p>
+        </w:tc>
+      </w:tr>
+      <w:tr>
+        <w:trPr>
+          <w:trHeight w:val="248" w:hRule="exact"/>
+        </w:trPr>
+        <w:tc>
+          <w:tcPr>
+            <w:tcW w:type="dxa" w:w="312"/>
+            <w:vAlign w:val="center"/>
+            <w:tcMar>
+              <w:top w:w="0" w:type="dxa"/>
+              <w:start w:w="20" w:type="dxa"/>
+              <w:bottom w:w="0" w:type="dxa"/>
+              <w:end w:w="20" w:type="dxa"/>
+            </w:tcMar>
+          </w:tcPr>
+          <w:p>
+            <w:pPr>
+              <w:spacing w:after="0" w:line="240" w:lineRule="auto"/>
+              <w:jc w:val="center"/>
+            </w:pPr>
+            <w:r>
+              <w:rPr>
+                <w:rFonts w:ascii="Times New Roman" w:hAnsi="Times New Roman" w:eastAsia="Times New Roman" w:cs="Times New Roman"/>
+                <w:b/>
+                <w:sz w:val="16"/>
+              </w:rPr>
+              <w:t>{{MARK_REL1}}</w:t>
+            </w:r>
+          </w:p>
+        </w:tc>
+        <w:tc>
+          <w:tcPr>
+            <w:tcW w:type="dxa" w:w="8192"/>
+            <w:vAlign w:val="center"/>
+            <w:tcMar>
+              <w:top w:w="0" w:type="dxa"/>
+              <w:start w:w="60" w:type="dxa"/>
+              <w:bottom w:w="0" w:type="dxa"/>
+              <w:end w:w="30" w:type="dxa"/>
+            </w:tcMar>
+          </w:tcPr>
+          <w:p>
+            <w:pPr>
+              <w:spacing w:after="0" w:line="240" w:lineRule="auto"/>
+            </w:pPr>
+            <w:r>
+              <w:rPr>
+                <w:rFonts w:ascii="Times New Roman" w:hAnsi="Times New Roman" w:eastAsia="Times New Roman" w:cs="Times New Roman"/>
+                <w:b w:val="0"/>
+                <w:sz w:val="16"/>
+              </w:rPr>
+              <w:t>{{NORMAL_REL1}}</w:t>
+            </w:r>
+            <w:r>
+              <w:rPr>
+                <w:rFonts w:ascii="Times New Roman" w:hAnsi="Times New Roman" w:eastAsia="Times New Roman" w:cs="Times New Roman"/>
+                <w:b/>
+                <w:sz w:val="16"/>
+              </w:rPr>
+              <w:t>{{SELECTED_REL1}}</w:t>
+            </w:r>
+          </w:p>
+        </w:tc>
+      </w:tr>
+      <w:tr>
+        <w:trPr>
+          <w:trHeight w:val="248" w:hRule="exact"/>
+        </w:trPr>
+        <w:tc>
+          <w:tcPr>
+            <w:tcW w:type="dxa" w:w="312"/>
+            <w:vAlign w:val="center"/>
+            <w:tcMar>
+              <w:top w:w="0" w:type="dxa"/>
+              <w:start w:w="20" w:type="dxa"/>
+              <w:bottom w:w="0" w:type="dxa"/>
+              <w:end w:w="20" w:type="dxa"/>
+            </w:tcMar>
+          </w:tcPr>
+          <w:p>
+            <w:pPr>
+              <w:spacing w:after="0" w:line="240" w:lineRule="auto"/>
+              <w:jc w:val="center"/>
+            </w:pPr>
+            <w:r>
+              <w:rPr>
+                <w:rFonts w:ascii="Times New Roman" w:hAnsi="Times New Roman" w:eastAsia="Times New Roman" w:cs="Times New Roman"/>
+                <w:b/>
+                <w:sz w:val="16"/>
+              </w:rPr>
+              <w:t>{{MARK_REL2}}</w:t>
+            </w:r>
+          </w:p>
+        </w:tc>
+        <w:tc>
+          <w:tcPr>
+            <w:tcW w:type="dxa" w:w="8192"/>
+            <w:vAlign w:val="center"/>
+            <w:tcMar>
+              <w:top w:w="0" w:type="dxa"/>
+              <w:start w:w="60" w:type="dxa"/>
+              <w:bottom w:w="0" w:type="dxa"/>
+              <w:end w:w="30" w:type="dxa"/>
+            </w:tcMar>
+          </w:tcPr>
+          <w:p>
+            <w:pPr>
+              <w:spacing w:after="0" w:line="240" w:lineRule="auto"/>
+            </w:pPr>
+            <w:r>
+              <w:rPr>
+                <w:rFonts w:ascii="Times New Roman" w:hAnsi="Times New Roman" w:eastAsia="Times New Roman" w:cs="Times New Roman"/>
+                <w:b w:val="0"/>
+                <w:sz w:val="16"/>
+              </w:rPr>
+              <w:t>{{NORMAL_REL2}}</w:t>
+            </w:r>
+            <w:r>
+              <w:rPr>
+                <w:rFonts w:ascii="Times New Roman" w:hAnsi="Times New Roman" w:eastAsia="Times New Roman" w:cs="Times New Roman"/>
+                <w:b/>
+                <w:sz w:val="16"/>
+              </w:rPr>
+              <w:t>{{SELECTED_REL2}}</w:t>
+            </w:r>
+          </w:p>
+        </w:tc>
+      </w:tr>
+      <w:tr>
+        <w:trPr>
+          <w:trHeight w:val="248" w:hRule="exact"/>
+        </w:trPr>
+        <w:tc>
+          <w:tcPr>
+            <w:tcW w:type="dxa" w:w="312"/>
+            <w:vAlign w:val="center"/>
+            <w:tcMar>
+              <w:top w:w="0" w:type="dxa"/>
+              <w:start w:w="20" w:type="dxa"/>
+              <w:bottom w:w="0" w:type="dxa"/>
+              <w:end w:w="20" w:type="dxa"/>
+            </w:tcMar>
+          </w:tcPr>
+          <w:p>
+            <w:pPr>
+              <w:spacing w:after="0" w:line="240" w:lineRule="auto"/>
+              <w:jc w:val="center"/>
+            </w:pPr>
+            <w:r>
+              <w:rPr>
+                <w:rFonts w:ascii="Times New Roman" w:hAnsi="Times New Roman" w:eastAsia="Times New Roman" w:cs="Times New Roman"/>
+                <w:b/>
+                <w:sz w:val="16"/>
+              </w:rPr>
+              <w:t>{{MARK_REL3}}</w:t>
+            </w:r>
+          </w:p>
+        </w:tc>
+        <w:tc>
+          <w:tcPr>
+            <w:tcW w:type="dxa" w:w="8192"/>
+            <w:vAlign w:val="center"/>
+            <w:tcMar>
+              <w:top w:w="0" w:type="dxa"/>
+              <w:start w:w="60" w:type="dxa"/>
+              <w:bottom w:w="0" w:type="dxa"/>
+              <w:end w:w="30" w:type="dxa"/>
+            </w:tcMar>
+          </w:tcPr>
+          <w:p>
+            <w:pPr>
+              <w:spacing w:after="0" w:line="240" w:lineRule="auto"/>
+            </w:pPr>
+            <w:r>
+              <w:rPr>
+                <w:rFonts w:ascii="Times New Roman" w:hAnsi="Times New Roman" w:eastAsia="Times New Roman" w:cs="Times New Roman"/>
+                <w:b w:val="0"/>
+                <w:sz w:val="16"/>
+              </w:rPr>
+              <w:t>{{NORMAL_REL3}}</w:t>
+            </w:r>
+            <w:r>
+              <w:rPr>
+                <w:rFonts w:ascii="Times New Roman" w:hAnsi="Times New Roman" w:eastAsia="Times New Roman" w:cs="Times New Roman"/>
+                <w:b/>
+                <w:sz w:val="16"/>
+              </w:rPr>
+              <w:t>{{SELECTED_REL3}}</w:t>
+            </w:r>
+          </w:p>
+        </w:tc>
+      </w:tr>
+      <w:tr>
+        <w:trPr>
+          <w:trHeight w:val="248" w:hRule="exact"/>
+        </w:trPr>
+        <w:tc>
+          <w:tcPr>
+            <w:tcW w:type="dxa" w:w="312"/>
+            <w:vAlign w:val="center"/>
+            <w:tcMar>
+              <w:top w:w="0" w:type="dxa"/>
+              <w:start w:w="20" w:type="dxa"/>
+              <w:bottom w:w="0" w:type="dxa"/>
+              <w:end w:w="20" w:type="dxa"/>
+            </w:tcMar>
+          </w:tcPr>
+          <w:p>
+            <w:pPr>
+              <w:spacing w:after="0" w:line="240" w:lineRule="auto"/>
+              <w:jc w:val="center"/>
+            </w:pPr>
+            <w:r>
+              <w:rPr>
+                <w:rFonts w:ascii="Times New Roman" w:hAnsi="Times New Roman" w:eastAsia="Times New Roman" w:cs="Times New Roman"/>
+                <w:b/>
+                <w:sz w:val="16"/>
+              </w:rPr>
+              <w:t>{{MARK_REL4}}</w:t>
+            </w:r>
+          </w:p>
+        </w:tc>
+        <w:tc>
+          <w:tcPr>
+            <w:tcW w:type="dxa" w:w="8192"/>
+            <w:vAlign w:val="center"/>
+            <w:tcMar>
+              <w:top w:w="0" w:type="dxa"/>
+              <w:start w:w="60" w:type="dxa"/>
+              <w:bottom w:w="0" w:type="dxa"/>
+              <w:end w:w="30" w:type="dxa"/>
+            </w:tcMar>
+          </w:tcPr>
+          <w:p>
+            <w:pPr>
+              <w:spacing w:after="0" w:line="240" w:lineRule="auto"/>
+            </w:pPr>
+            <w:r>
+              <w:rPr>
+                <w:rFonts w:ascii="Times New Roman" w:hAnsi="Times New Roman" w:eastAsia="Times New Roman" w:cs="Times New Roman"/>
+                <w:b w:val="0"/>
+                <w:sz w:val="16"/>
+              </w:rPr>
+              <w:t>{{NORMAL_REL4}}</w:t>
+            </w:r>
+            <w:r>
+              <w:rPr>
+                <w:rFonts w:ascii="Times New Roman" w:hAnsi="Times New Roman" w:eastAsia="Times New Roman" w:cs="Times New Roman"/>
+                <w:b/>
+                <w:sz w:val="16"/>
+              </w:rPr>
+              <w:t>{{SELECTED_REL4}}</w:t>
+            </w:r>
+          </w:p>
+        </w:tc>
+      </w:tr>
+      <w:tr>
+        <w:trPr>
+          <w:trHeight w:val="248" w:hRule="exact"/>
+        </w:trPr>
+        <w:tc>
+          <w:tcPr>
+            <w:tcW w:type="dxa" w:w="312"/>
+            <w:vAlign w:val="center"/>
+            <w:tcMar>
+              <w:top w:w="0" w:type="dxa"/>
+              <w:start w:w="20" w:type="dxa"/>
+              <w:bottom w:w="0" w:type="dxa"/>
+              <w:end w:w="20" w:type="dxa"/>
+            </w:tcMar>
+          </w:tcPr>
+          <w:p>
+            <w:pPr>
+              <w:spacing w:after="0" w:line="240" w:lineRule="auto"/>
+              <w:jc w:val="center"/>
+            </w:pPr>
+            <w:r>
+              <w:rPr>
+                <w:rFonts w:ascii="Times New Roman" w:hAnsi="Times New Roman" w:eastAsia="Times New Roman" w:cs="Times New Roman"/>
+                <w:b/>
+                <w:sz w:val="16"/>
+              </w:rPr>
+              <w:t>{{MARK_REL5}}</w:t>
+            </w:r>
+          </w:p>
+        </w:tc>
+        <w:tc>
+          <w:tcPr>
+            <w:tcW w:type="dxa" w:w="8192"/>
+            <w:vAlign w:val="center"/>
+            <w:tcMar>
+              <w:top w:w="0" w:type="dxa"/>
+              <w:start w:w="60" w:type="dxa"/>
+              <w:bottom w:w="0" w:type="dxa"/>
+              <w:end w:w="30" w:type="dxa"/>
+            </w:tcMar>
+          </w:tcPr>
+          <w:p>
+            <w:pPr>
+              <w:spacing w:after="0" w:line="240" w:lineRule="auto"/>
+            </w:pPr>
+            <w:r>
+              <w:rPr>
+                <w:rFonts w:ascii="Times New Roman" w:hAnsi="Times New Roman" w:eastAsia="Times New Roman" w:cs="Times New Roman"/>
+                <w:b w:val="0"/>
+                <w:sz w:val="16"/>
+              </w:rPr>
+              <w:t>{{NORMAL_REL5}}</w:t>
+            </w:r>
+            <w:r>
+              <w:rPr>
+                <w:rFonts w:ascii="Times New Roman" w:hAnsi="Times New Roman" w:eastAsia="Times New Roman" w:cs="Times New Roman"/>
+                <w:b/>
+                <w:sz w:val="16"/>
+              </w:rPr>
+              <w:t>{{SELECTED_REL5}}</w:t>
+            </w:r>
+          </w:p>
+        </w:tc>
+      </w:tr>
+      <w:tr>
+        <w:trPr>
+          <w:trHeight w:val="248" w:hRule="exact"/>
+        </w:trPr>
+        <w:tc>
+          <w:tcPr>
+            <w:tcW w:type="dxa" w:w="312"/>
+            <w:vAlign w:val="center"/>
+            <w:tcMar>
+              <w:top w:w="0" w:type="dxa"/>
+              <w:start w:w="20" w:type="dxa"/>
+              <w:bottom w:w="0" w:type="dxa"/>
+              <w:end w:w="20" w:type="dxa"/>
+            </w:tcMar>
+          </w:tcPr>
+          <w:p>
+            <w:pPr>
+              <w:spacing w:after="0" w:line="240" w:lineRule="auto"/>
+              <w:jc w:val="center"/>
+            </w:pPr>
+            <w:r>
+              <w:rPr>
+                <w:rFonts w:ascii="Times New Roman" w:hAnsi="Times New Roman" w:eastAsia="Times New Roman" w:cs="Times New Roman"/>
+                <w:b/>
+                <w:sz w:val="16"/>
+              </w:rPr>
+              <w:t>{{MARK_REL6}}</w:t>
+            </w:r>
+          </w:p>
+        </w:tc>
+        <w:tc>
+          <w:tcPr>
+            <w:tcW w:type="dxa" w:w="8192"/>
+            <w:vAlign w:val="center"/>
+            <w:tcMar>
+              <w:top w:w="0" w:type="dxa"/>
+              <w:start w:w="60" w:type="dxa"/>
+              <w:bottom w:w="0" w:type="dxa"/>
+              <w:end w:w="30" w:type="dxa"/>
+            </w:tcMar>
+          </w:tcPr>
+          <w:p>
+            <w:pPr>
+              <w:spacing w:after="0" w:line="240" w:lineRule="auto"/>
+            </w:pPr>
+            <w:r>
+              <w:rPr>
+                <w:rFonts w:ascii="Times New Roman" w:hAnsi="Times New Roman" w:eastAsia="Times New Roman" w:cs="Times New Roman"/>
+                <w:b w:val="0"/>
+                <w:sz w:val="16"/>
+              </w:rPr>
+              <w:t>{{NORMAL_REL6}}</w:t>
+            </w:r>
+            <w:r>
+              <w:rPr>
+                <w:rFonts w:ascii="Times New Roman" w:hAnsi="Times New Roman" w:eastAsia="Times New Roman" w:cs="Times New Roman"/>
+                <w:b/>
+                <w:sz w:val="16"/>
+              </w:rPr>
+              <w:t>{{SELECTED_REL6}}</w:t>
+            </w:r>
+          </w:p>
+        </w:tc>
+      </w:tr>
+      <w:tr>
+        <w:trPr>
+          <w:trHeight w:val="248" w:hRule="exact"/>
+        </w:trPr>
+        <w:tc>
+          <w:tcPr>
+            <w:tcW w:type="dxa" w:w="312"/>
+            <w:vAlign w:val="center"/>
+            <w:tcMar>
+              <w:top w:w="0" w:type="dxa"/>
+              <w:start w:w="20" w:type="dxa"/>
+              <w:bottom w:w="0" w:type="dxa"/>
+              <w:end w:w="20" w:type="dxa"/>
+            </w:tcMar>
+          </w:tcPr>
+          <w:p>
+            <w:pPr>
+              <w:spacing w:after="0" w:line="240" w:lineRule="auto"/>
+              <w:jc w:val="center"/>
+            </w:pPr>
+            <w:r>
+              <w:rPr>
+                <w:rFonts w:ascii="Times New Roman" w:hAnsi="Times New Roman" w:eastAsia="Times New Roman" w:cs="Times New Roman"/>
+                <w:b/>
+                <w:sz w:val="16"/>
+              </w:rPr>
+              <w:t>{{MARK_REL7}}</w:t>
+            </w:r>
+          </w:p>
+        </w:tc>
+        <w:tc>
+          <w:tcPr>
+            <w:tcW w:type="dxa" w:w="8192"/>
+            <w:vAlign w:val="center"/>
+            <w:tcMar>
+              <w:top w:w="0" w:type="dxa"/>
+              <w:start w:w="60" w:type="dxa"/>
+              <w:bottom w:w="0" w:type="dxa"/>
+              <w:end w:w="30" w:type="dxa"/>
+            </w:tcMar>
+          </w:tcPr>
+          <w:p>
+            <w:pPr>
+              <w:spacing w:after="0" w:line="240" w:lineRule="auto"/>
+            </w:pPr>
+            <w:r>
+              <w:rPr>
+                <w:rFonts w:ascii="Times New Roman" w:hAnsi="Times New Roman" w:eastAsia="Times New Roman" w:cs="Times New Roman"/>
+                <w:b w:val="0"/>
+                <w:sz w:val="16"/>
+              </w:rPr>
+              <w:t>{{NORMAL_REL7}}</w:t>
+            </w:r>
+            <w:r>
+              <w:rPr>
+                <w:rFonts w:ascii="Times New Roman" w:hAnsi="Times New Roman" w:eastAsia="Times New Roman" w:cs="Times New Roman"/>
+                <w:b/>
+                <w:sz w:val="16"/>
+              </w:rPr>
+              <w:t>{{SELECTED_REL7}}</w:t>
+            </w:r>
+          </w:p>
+        </w:tc>
+      </w:tr>
+      <w:tr>
+        <w:trPr>
+          <w:trHeight w:val="248" w:hRule="exact"/>
+        </w:trPr>
+        <w:tc>
+          <w:tcPr>
+            <w:tcW w:type="dxa" w:w="312"/>
+            <w:vAlign w:val="center"/>
+            <w:tcMar>
+              <w:top w:w="0" w:type="dxa"/>
+              <w:start w:w="20" w:type="dxa"/>
+              <w:bottom w:w="0" w:type="dxa"/>
+              <w:end w:w="20" w:type="dxa"/>
+            </w:tcMar>
+          </w:tcPr>
+          <w:p>
+            <w:pPr>
+              <w:spacing w:after="0" w:line="240" w:lineRule="auto"/>
+              <w:jc w:val="center"/>
+            </w:pPr>
+            <w:r>
+              <w:rPr>
+                <w:rFonts w:ascii="Times New Roman" w:hAnsi="Times New Roman" w:eastAsia="Times New Roman" w:cs="Times New Roman"/>
+                <w:b/>
+                <w:sz w:val="16"/>
+              </w:rPr>
+              <w:t>{{MARK_REL8}}</w:t>
+            </w:r>
+          </w:p>
+        </w:tc>
+        <w:tc>
+          <w:tcPr>
+            <w:tcW w:type="dxa" w:w="8192"/>
+            <w:vAlign w:val="center"/>
+            <w:tcMar>
+              <w:top w:w="0" w:type="dxa"/>
+              <w:start w:w="60" w:type="dxa"/>
+              <w:bottom w:w="0" w:type="dxa"/>
+              <w:end w:w="30" w:type="dxa"/>
+            </w:tcMar>
+          </w:tcPr>
+          <w:p>
+            <w:pPr>
+              <w:spacing w:after="0" w:line="240" w:lineRule="auto"/>
+            </w:pPr>
+            <w:r>
+              <w:rPr>
+                <w:rFonts w:ascii="Times New Roman" w:hAnsi="Times New Roman" w:eastAsia="Times New Roman" w:cs="Times New Roman"/>
+                <w:b w:val="0"/>
+                <w:sz w:val="16"/>
+              </w:rPr>
+              <w:t>{{NORMAL_REL8}}</w:t>
+            </w:r>
+            <w:r>
+              <w:rPr>
+                <w:rFonts w:ascii="Times New Roman" w:hAnsi="Times New Roman" w:eastAsia="Times New Roman" w:cs="Times New Roman"/>
+                <w:b/>
+                <w:sz w:val="16"/>
+              </w:rPr>
+              <w:t>{{SELECTED_REL8}}</w:t>
+            </w:r>
+          </w:p>
+        </w:tc>
+      </w:tr>
+      <w:tr>
+        <w:trPr>
+          <w:trHeight w:val="248" w:hRule="exact"/>
+        </w:trPr>
+        <w:tc>
+          <w:tcPr>
+            <w:tcW w:type="dxa" w:w="312"/>
+            <w:vAlign w:val="center"/>
+            <w:tcMar>
+              <w:top w:w="0" w:type="dxa"/>
+              <w:start w:w="20" w:type="dxa"/>
+              <w:bottom w:w="0" w:type="dxa"/>
+              <w:end w:w="20" w:type="dxa"/>
+            </w:tcMar>
+          </w:tcPr>
+          <w:p>
+            <w:pPr>
+              <w:spacing w:after="0" w:line="240" w:lineRule="auto"/>
+              <w:jc w:val="center"/>
+            </w:pPr>
+            <w:r>
+              <w:rPr>
+                <w:rFonts w:ascii="Times New Roman" w:hAnsi="Times New Roman" w:eastAsia="Times New Roman" w:cs="Times New Roman"/>
+                <w:b/>
+                <w:sz w:val="16"/>
+              </w:rPr>
+              <w:t>{{MARK_REL9}}</w:t>
+            </w:r>
+          </w:p>
+        </w:tc>
+        <w:tc>
+          <w:tcPr>
+            <w:tcW w:type="dxa" w:w="8192"/>
+            <w:vAlign w:val="center"/>
+            <w:tcMar>
+              <w:top w:w="0" w:type="dxa"/>
+              <w:start w:w="60" w:type="dxa"/>
+              <w:bottom w:w="0" w:type="dxa"/>
+              <w:end w:w="30" w:type="dxa"/>
+            </w:tcMar>
+          </w:tcPr>
+          <w:p>
+            <w:pPr>
+              <w:spacing w:after="0" w:line="240" w:lineRule="auto"/>
+            </w:pPr>
+            <w:r>
+              <w:rPr>
+                <w:rFonts w:ascii="Times New Roman" w:hAnsi="Times New Roman" w:eastAsia="Times New Roman" w:cs="Times New Roman"/>
+                <w:b w:val="0"/>
+                <w:sz w:val="16"/>
+              </w:rPr>
+              <w:t>{{NORMAL_REL9}}</w:t>
+            </w:r>
+            <w:r>
+              <w:rPr>
+                <w:rFonts w:ascii="Times New Roman" w:hAnsi="Times New Roman" w:eastAsia="Times New Roman" w:cs="Times New Roman"/>
+                <w:b/>
+                <w:sz w:val="16"/>
+              </w:rPr>
+              <w:t>{{SELECTED_REL9}}</w:t>
+            </w:r>
+          </w:p>
+        </w:tc>
+      </w:tr>
+      <w:tr>
+        <w:trPr>
+          <w:trHeight w:val="248" w:hRule="exact"/>
+        </w:trPr>
+        <w:tc>
+          <w:tcPr>
+            <w:tcW w:type="dxa" w:w="312"/>
+            <w:vAlign w:val="center"/>
+            <w:tcMar>
+              <w:top w:w="0" w:type="dxa"/>
+              <w:start w:w="20" w:type="dxa"/>
+              <w:bottom w:w="0" w:type="dxa"/>
+              <w:end w:w="20" w:type="dxa"/>
+            </w:tcMar>
+          </w:tcPr>
+          <w:p>
+            <w:pPr>
+              <w:spacing w:after="0" w:line="240" w:lineRule="auto"/>
+              <w:jc w:val="center"/>
+            </w:pPr>
+            <w:r>
+              <w:rPr>
+                <w:rFonts w:ascii="Times New Roman" w:hAnsi="Times New Roman" w:eastAsia="Times New Roman" w:cs="Times New Roman"/>
+                <w:b/>
+                <w:sz w:val="16"/>
+              </w:rPr>
+              <w:t>{{MARK_REL10}}</w:t>
+            </w:r>
+          </w:p>
+        </w:tc>
+        <w:tc>
+          <w:tcPr>
+            <w:tcW w:type="dxa" w:w="8192"/>
+            <w:vAlign w:val="center"/>
+            <w:tcMar>
+              <w:top w:w="0" w:type="dxa"/>
+              <w:start w:w="60" w:type="dxa"/>
+              <w:bottom w:w="0" w:type="dxa"/>
+              <w:end w:w="30" w:type="dxa"/>
+            </w:tcMar>
+          </w:tcPr>
+          <w:p>
+            <w:pPr>
+              <w:spacing w:after="0" w:line="240" w:lineRule="auto"/>
+            </w:pPr>
+            <w:r>
+              <w:rPr>
+                <w:rFonts w:ascii="Times New Roman" w:hAnsi="Times New Roman" w:eastAsia="Times New Roman" w:cs="Times New Roman"/>
+                <w:b w:val="0"/>
+                <w:sz w:val="16"/>
+              </w:rPr>
+              <w:t>{{NORMAL_REL10}}</w:t>
+            </w:r>
+            <w:r>
+              <w:rPr>
+                <w:rFonts w:ascii="Times New Roman" w:hAnsi="Times New Roman" w:eastAsia="Times New Roman" w:cs="Times New Roman"/>
+                <w:b/>
+                <w:sz w:val="16"/>
+              </w:rPr>
+              <w:t>{{SELECTED_REL10}}</w:t>
+            </w:r>
+          </w:p>
+        </w:tc>
+      </w:tr>
+      <w:tr>
+        <w:trPr>
+          <w:trHeight w:val="248" w:hRule="exact"/>
+        </w:trPr>
+        <w:tc>
+          <w:tcPr>
+            <w:tcW w:type="dxa" w:w="312"/>
+            <w:vAlign w:val="center"/>
+            <w:tcMar>
+              <w:top w:w="0" w:type="dxa"/>
+              <w:start w:w="20" w:type="dxa"/>
+              <w:bottom w:w="0" w:type="dxa"/>
+              <w:end w:w="20" w:type="dxa"/>
+            </w:tcMar>
+          </w:tcPr>
+          <w:p>
+            <w:pPr>
+              <w:spacing w:after="0" w:line="240" w:lineRule="auto"/>
+              <w:jc w:val="center"/>
+            </w:pPr>
+            <w:r>
+              <w:rPr>
+                <w:rFonts w:ascii="Times New Roman" w:hAnsi="Times New Roman" w:eastAsia="Times New Roman" w:cs="Times New Roman"/>
+                <w:b/>
+                <w:sz w:val="16"/>
+              </w:rPr>
+              <w:t>{{MARK_REL11}}</w:t>
+            </w:r>
+          </w:p>
+        </w:tc>
+        <w:tc>
+          <w:tcPr>
+            <w:tcW w:type="dxa" w:w="8192"/>
+            <w:vAlign w:val="center"/>
+            <w:tcMar>
+              <w:top w:w="0" w:type="dxa"/>
+              <w:start w:w="60" w:type="dxa"/>
+              <w:bottom w:w="0" w:type="dxa"/>
+              <w:end w:w="30" w:type="dxa"/>
+            </w:tcMar>
+          </w:tcPr>
+          <w:p>
+            <w:pPr>
+              <w:spacing w:after="0" w:line="240" w:lineRule="auto"/>
+            </w:pPr>
+            <w:r>
+              <w:rPr>
+                <w:rFonts w:ascii="Times New Roman" w:hAnsi="Times New Roman" w:eastAsia="Times New Roman" w:cs="Times New Roman"/>
+                <w:b w:val="0"/>
+                <w:sz w:val="16"/>
+              </w:rPr>
+              <w:t>{{NORMAL_REL11}}</w:t>
+            </w:r>
+            <w:r>
+              <w:rPr>
+                <w:rFonts w:ascii="Times New Roman" w:hAnsi="Times New Roman" w:eastAsia="Times New Roman" w:cs="Times New Roman"/>
+                <w:b/>
+                <w:sz w:val="16"/>
+              </w:rPr>
+              <w:t>{{SELECTED_REL11}}</w:t>
+            </w:r>
+          </w:p>
+        </w:tc>
+      </w:tr>
+      <w:tr>
+        <w:trPr>
+          <w:trHeight w:val="248" w:hRule="exact"/>
+        </w:trPr>
+        <w:tc>
+          <w:tcPr>
+            <w:tcW w:type="dxa" w:w="312"/>
+            <w:vAlign w:val="center"/>
+            <w:tcMar>
+              <w:top w:w="0" w:type="dxa"/>
+              <w:start w:w="20" w:type="dxa"/>
+              <w:bottom w:w="0" w:type="dxa"/>
+              <w:end w:w="20" w:type="dxa"/>
+            </w:tcMar>
+          </w:tcPr>
+          <w:p>
+            <w:pPr>
+              <w:spacing w:after="0" w:line="240" w:lineRule="auto"/>
+              <w:jc w:val="center"/>
+            </w:pPr>
+            <w:r>
+              <w:rPr>
+                <w:rFonts w:ascii="Times New Roman" w:hAnsi="Times New Roman" w:eastAsia="Times New Roman" w:cs="Times New Roman"/>
+                <w:b/>
+                <w:sz w:val="16"/>
+              </w:rPr>
+              <w:t>{{MARK_BALANCETE}}</w:t>
+            </w:r>
+          </w:p>
+        </w:tc>
+        <w:tc>
+          <w:tcPr>
+            <w:tcW w:type="dxa" w:w="8192"/>
+            <w:vAlign w:val="center"/>
+            <w:tcMar>
+              <w:top w:w="0" w:type="dxa"/>
+              <w:start w:w="60" w:type="dxa"/>
+              <w:bottom w:w="0" w:type="dxa"/>
+              <w:end w:w="30" w:type="dxa"/>
+            </w:tcMar>
+          </w:tcPr>
+          <w:p>
+            <w:pPr>
+              <w:spacing w:after="0" w:line="240" w:lineRule="auto"/>
+            </w:pPr>
+            <w:r>
+              <w:rPr>
+                <w:rFonts w:ascii="Times New Roman" w:hAnsi="Times New Roman" w:eastAsia="Times New Roman" w:cs="Times New Roman"/>
+                <w:b w:val="0"/>
+                <w:sz w:val="16"/>
+              </w:rPr>
+              <w:t>{{NORMAL_BALANCETE}}</w:t>
+            </w:r>
+            <w:r>
+              <w:rPr>
+                <w:rFonts w:ascii="Times New Roman" w:hAnsi="Times New Roman" w:eastAsia="Times New Roman" w:cs="Times New Roman"/>
+                <w:b/>
+                <w:sz w:val="16"/>
+              </w:rPr>
+              <w:t>{{SELECTED_BALANCETE}}</w:t>
+            </w:r>
+          </w:p>
+        </w:tc>
+      </w:tr>
+      <w:tr>
+        <w:trPr>
+          <w:trHeight w:val="248" w:hRule="exact"/>
+        </w:trPr>
+        <w:tc>
+          <w:tcPr>
+            <w:tcW w:type="dxa" w:w="312"/>
+            <w:vAlign w:val="center"/>
+            <w:tcMar>
+              <w:top w:w="0" w:type="dxa"/>
+              <w:start w:w="20" w:type="dxa"/>
+              <w:bottom w:w="0" w:type="dxa"/>
+              <w:end w:w="20" w:type="dxa"/>
+            </w:tcMar>
+          </w:tcPr>
+          <w:p>
+            <w:pPr>
+              <w:spacing w:after="0" w:line="240" w:lineRule="auto"/>
+              <w:jc w:val="center"/>
+            </w:pPr>
+            <w:r>
+              <w:rPr>
+                <w:rFonts w:ascii="Times New Roman" w:hAnsi="Times New Roman" w:eastAsia="Times New Roman" w:cs="Times New Roman"/>
+                <w:b/>
+                <w:sz w:val="16"/>
+              </w:rPr>
+              <w:t>{{MARK_FISCAL}}</w:t>
+            </w:r>
+          </w:p>
+        </w:tc>
+        <w:tc>
+          <w:tcPr>
+            <w:tcW w:type="dxa" w:w="8192"/>
+            <w:vAlign w:val="center"/>
+            <w:tcMar>
+              <w:top w:w="0" w:type="dxa"/>
+              <w:start w:w="60" w:type="dxa"/>
+              <w:bottom w:w="0" w:type="dxa"/>
+              <w:end w:w="30" w:type="dxa"/>
+            </w:tcMar>
+          </w:tcPr>
+          <w:p>
+            <w:pPr>
+              <w:spacing w:after="0" w:line="240" w:lineRule="auto"/>
+            </w:pPr>
+            <w:r>
+              <w:rPr>
+                <w:rFonts w:ascii="Times New Roman" w:hAnsi="Times New Roman" w:eastAsia="Times New Roman" w:cs="Times New Roman"/>
+                <w:b w:val="0"/>
+                <w:sz w:val="16"/>
+              </w:rPr>
+              <w:t>{{NORMAL_FISCAL}}</w:t>
+            </w:r>
+            <w:r>
+              <w:rPr>
+                <w:rFonts w:ascii="Times New Roman" w:hAnsi="Times New Roman" w:eastAsia="Times New Roman" w:cs="Times New Roman"/>
+                <w:b/>
+                <w:sz w:val="16"/>
+              </w:rPr>
+              <w:t>{{SELECTED_FISCAL}}</w:t>
+            </w:r>
+          </w:p>
+        </w:tc>
+      </w:tr>
+      <w:tr>
+        <w:trPr>
+          <w:trHeight w:val="248" w:hRule="exact"/>
+        </w:trPr>
+        <w:tc>
+          <w:tcPr>
+            <w:tcW w:type="dxa" w:w="312"/>
+            <w:vAlign w:val="center"/>
+            <w:tcMar>
+              <w:top w:w="0" w:type="dxa"/>
+              <w:start w:w="20" w:type="dxa"/>
+              <w:bottom w:w="0" w:type="dxa"/>
+              <w:end w:w="20" w:type="dxa"/>
+            </w:tcMar>
+          </w:tcPr>
+          <w:p>
+            <w:pPr>
+              <w:spacing w:after="0" w:line="240" w:lineRule="auto"/>
+              <w:jc w:val="center"/>
+            </w:pPr>
+            <w:r>
+              <w:rPr>
+                <w:rFonts w:ascii="Times New Roman" w:hAnsi="Times New Roman" w:eastAsia="Times New Roman" w:cs="Times New Roman"/>
+                <w:b/>
+                <w:sz w:val="16"/>
+              </w:rPr>
+              <w:t>{{MARK_OUTRO}}</w:t>
+            </w:r>
+          </w:p>
+        </w:tc>
+        <w:tc>
+          <w:tcPr>
+            <w:tcW w:type="dxa" w:w="8192"/>
+            <w:vAlign w:val="center"/>
+            <w:tcMar>
+              <w:top w:w="0" w:type="dxa"/>
+              <w:start w:w="60" w:type="dxa"/>
+              <w:bottom w:w="0" w:type="dxa"/>
+              <w:end w:w="30" w:type="dxa"/>
+            </w:tcMar>
+          </w:tcPr>
+          <w:p>
+            <w:pPr>
+              <w:spacing w:after="0" w:line="240" w:lineRule="auto"/>
+            </w:pPr>
+            <w:r>
+              <w:rPr>
+                <w:rFonts w:ascii="Times New Roman" w:hAnsi="Times New Roman" w:eastAsia="Times New Roman" w:cs="Times New Roman"/>
+                <w:b w:val="0"/>
+                <w:sz w:val="16"/>
+              </w:rPr>
+              <w:t>{{NORMAL_OUTRO}}</w:t>
+            </w:r>
+            <w:r>
+              <w:rPr>
+                <w:rFonts w:ascii="Times New Roman" w:hAnsi="Times New Roman" w:eastAsia="Times New Roman" w:cs="Times New Roman"/>
+                <w:b/>
+                <w:sz w:val="16"/>
+              </w:rPr>
+              <w:t>{{SELECTED_OUTRO}}</w:t>
+            </w:r>
+          </w:p>
+        </w:tc>
+      </w:tr>
+    </w:tbl>
+    <w:p>
+      <w:pPr>
+        <w:spacing w:before="40" w:after="160"/>
+      </w:pPr>
+      <w:r>
+        <w:rPr>
+          <w:rFonts w:ascii="Times New Roman" w:hAnsi="Times New Roman" w:eastAsia="Times New Roman" w:cs="Times New Roman"/>
+          <w:b w:val="0"/>
+          <w:sz w:val="17"/>
+        </w:rPr>
+        <w:t>Obs.: Marcar com “X” uma única opção em cada termo de justificativa.</w:t>
+      </w:r>
+    </w:p>
+    <w:p>
+      <w:pPr>
+        <w:spacing w:line="240" w:lineRule="auto" w:after="120"/>
+        <w:ind w:firstLine="709"/>
+        <w:jc w:val="both"/>
+      </w:pPr>
+      <w:r>
+        <w:rPr>
+          <w:rFonts w:ascii="Times New Roman" w:hAnsi="Times New Roman" w:eastAsia="Times New Roman" w:cs="Times New Roman"/>
+          <w:b w:val="0"/>
+          <w:sz w:val="20"/>
+        </w:rPr>
+        <w:t xml:space="preserve">Eu, </w:t>
+      </w:r>
+      <w:r>
+        <w:rPr>
+          <w:rFonts w:ascii="Times New Roman" w:hAnsi="Times New Roman" w:eastAsia="Times New Roman" w:cs="Times New Roman"/>
+          <w:b/>
+          <w:sz w:val="20"/>
+        </w:rPr>
+        <w:t>{{PERSON_NAME}}</w:t>
+      </w:r>
+      <w:r>
+        <w:rPr>
+          <w:rFonts w:ascii="Times New Roman" w:hAnsi="Times New Roman" w:eastAsia="Times New Roman" w:cs="Times New Roman"/>
+          <w:b w:val="0"/>
+          <w:sz w:val="20"/>
+        </w:rPr>
+        <w:t xml:space="preserve">, {{PERSON_ROLE}}, </w:t>
+      </w:r>
+      <w:r>
+        <w:rPr>
+          <w:rFonts w:ascii="Times New Roman" w:hAnsi="Times New Roman" w:eastAsia="Times New Roman" w:cs="Times New Roman"/>
+          <w:b/>
+          <w:sz w:val="20"/>
+        </w:rPr>
+        <w:t>{{REGISTRATION}}</w:t>
+      </w:r>
+      <w:r>
+        <w:rPr>
+          <w:rFonts w:ascii="Times New Roman" w:hAnsi="Times New Roman" w:eastAsia="Times New Roman" w:cs="Times New Roman"/>
+          <w:b w:val="0"/>
+          <w:sz w:val="20"/>
+        </w:rPr>
+        <w:t xml:space="preserve">, CPF </w:t>
+      </w:r>
+      <w:r>
+        <w:rPr>
+          <w:rFonts w:ascii="Times New Roman" w:hAnsi="Times New Roman" w:eastAsia="Times New Roman" w:cs="Times New Roman"/>
+          <w:b/>
+          <w:sz w:val="20"/>
+        </w:rPr>
+        <w:t>{{CPF}}</w:t>
+      </w:r>
+      <w:r>
+        <w:rPr>
+          <w:rFonts w:ascii="Times New Roman" w:hAnsi="Times New Roman" w:eastAsia="Times New Roman" w:cs="Times New Roman"/>
+          <w:b w:val="0"/>
+          <w:sz w:val="20"/>
+        </w:rPr>
+        <w:t xml:space="preserve">, lotado(a) na UG </w:t>
+      </w:r>
+      <w:r>
+        <w:rPr>
+          <w:rFonts w:ascii="Times New Roman" w:hAnsi="Times New Roman" w:eastAsia="Times New Roman" w:cs="Times New Roman"/>
+          <w:b/>
+          <w:sz w:val="20"/>
+        </w:rPr>
+        <w:t>{{UG_BLOCK}}</w:t>
+      </w:r>
+      <w:r>
+        <w:rPr>
+          <w:rFonts w:ascii="Times New Roman" w:hAnsi="Times New Roman" w:eastAsia="Times New Roman" w:cs="Times New Roman"/>
+          <w:b w:val="0"/>
+          <w:sz w:val="20"/>
+        </w:rPr>
+        <w:t>, apresento para os devidos fins a(s) justificativa(s) para a(s) inconformidade(s) constatada(s) no documento marcado acima.</w:t>
+      </w:r>
+    </w:p>
+    <w:tbl>
+      <w:tblPr>
+        <w:tblW w:type="auto" w:w="0"/>
+        <w:jc w:val="center"/>
+        <w:tblLayout w:type="fixed"/>
+        <w:tblLook w:firstColumn="1" w:firstRow="1" w:lastColumn="0" w:lastRow="0" w:noHBand="0" w:noVBand="1" w:val="04A0"/>
+        <w:tblBorders>
+          <w:top w:val="single" w:sz="6" w:space="0" w:color="000000"/>
+          <w:left w:val="single" w:sz="6" w:space="0" w:color="000000"/>
+          <w:bottom w:val="single" w:sz="6" w:space="0" w:color="000000"/>
+          <w:right w:val="single" w:sz="6" w:space="0" w:color="000000"/>
+          <w:insideH w:val="single" w:sz="6" w:space="0" w:color="000000"/>
+          <w:insideV w:val="single" w:sz="6" w:space="0" w:color="000000"/>
+        </w:tblBorders>
+      </w:tblPr>
+      <w:tblGrid>
+        <w:gridCol w:w="8504"/>
+      </w:tblGrid>
+      <w:tr>
+        <w:tc>
+          <w:tcPr>
+            <w:tcW w:type="dxa" w:w="8504"/>
+            <w:tcMar>
+              <w:top w:w="10" w:type="dxa"/>
+              <w:start w:w="30" w:type="dxa"/>
+              <w:bottom w:w="10" w:type="dxa"/>
+              <w:end w:w="30" w:type="dxa"/>
+            </w:tcMar>
+            <w:vAlign w:val="center"/>
+          </w:tcPr>
+          <w:p>
+            <w:pPr>
+              <w:spacing w:after="0" w:line="240" w:lineRule="auto"/>
+              <w:jc w:val="center"/>
+            </w:pPr>
+            <w:r>
+              <w:rPr>
+                <w:rFonts w:ascii="Times New Roman" w:hAnsi="Times New Roman" w:eastAsia="Times New Roman" w:cs="Times New Roman"/>
+                <w:b w:val="0"/>
+                <w:sz w:val="17"/>
               </w:rPr>
               <w:t>Justificativa(s) para a(s) Inconformidade(s) Constatada(s):</w:t>
             </w:r>
@@ -1221,13 +1395,15 @@
         </w:tc>
       </w:tr>
       <w:tr>
-        <w:trPr>
-          <w:trHeight w:val="700" w:hRule="atLeast"/>
-        </w:trPr>
         <w:tc>
           <w:tcPr>
-            <w:tcW w:type="dxa" w:w="9866"/>
-            <w:vAlign w:val="top"/>
+            <w:tcW w:type="dxa" w:w="8504"/>
+            <w:tcMar>
+              <w:top w:w="45" w:type="dxa"/>
+              <w:start w:w="80" w:type="dxa"/>
+              <w:bottom w:w="45" w:type="dxa"/>
+              <w:end w:w="80" w:type="dxa"/>
+            </w:tcMar>
           </w:tcPr>
           <w:p>
             <w:pPr>
@@ -1236,8 +1412,9 @@
             </w:pPr>
             <w:r>
               <w:rPr>
-                <w:rFonts w:ascii="Times New Roman" w:hAnsi="Times New Roman" w:eastAsia="Times New Roman"/>
-                <w:sz w:val="17"/>
+                <w:rFonts w:ascii="Times New Roman" w:hAnsi="Times New Roman" w:eastAsia="Times New Roman" w:cs="Times New Roman"/>
+                <w:b w:val="0"/>
+                <w:sz w:val="18"/>
               </w:rPr>
               <w:t>{{JUSTIFICATION}}</w:t>
             </w:r>
@@ -1247,11 +1424,13 @@
     </w:tbl>
     <w:p>
       <w:pPr>
-        <w:spacing w:before="20" w:after="120"/>
+        <w:spacing w:before="40" w:after="160"/>
       </w:pPr>
       <w:r>
         <w:rPr>
-          <w:sz w:val="19"/>
+          <w:rFonts w:ascii="Times New Roman" w:hAnsi="Times New Roman" w:eastAsia="Times New Roman" w:cs="Times New Roman"/>
+          <w:b w:val="0"/>
+          <w:sz w:val="20"/>
         </w:rPr>
         <w:t>{{LOCATION}}, {{DATE_LONG}}.</w:t>
       </w:r>
@@ -1263,28 +1442,30 @@
       </w:pPr>
       <w:r>
         <w:rPr>
+          <w:rFonts w:ascii="Times New Roman" w:hAnsi="Times New Roman" w:eastAsia="Times New Roman" w:cs="Times New Roman"/>
           <w:b/>
-          <w:sz w:val="20"/>
+          <w:sz w:val="21"/>
         </w:rPr>
         <w:t>{{PERSON_NAME}}</w:t>
       </w:r>
     </w:p>
     <w:p>
       <w:pPr>
-        <w:spacing w:before="0"/>
+        <w:spacing w:after="0"/>
         <w:jc w:val="center"/>
       </w:pPr>
       <w:r>
         <w:rPr>
+          <w:rFonts w:ascii="Times New Roman" w:hAnsi="Times New Roman" w:eastAsia="Times New Roman" w:cs="Times New Roman"/>
           <w:b/>
-          <w:sz w:val="20"/>
+          <w:sz w:val="21"/>
         </w:rPr>
         <w:t>{{SIGNATURE_ROLE}}</w:t>
       </w:r>
     </w:p>
     <w:sectPr>
       <w:pgSz w:w="11906" w:h="16838"/>
-      <w:pgMar w:top="425" w:right="1020" w:bottom="425" w:left="1020" w:header="720" w:footer="720" w:gutter="0"/>
+      <w:pgMar w:top="652" w:right="1701" w:bottom="850" w:left="1701" w:header="227" w:footer="227" w:gutter="0"/>
       <w:cols w:space="720"/>
       <w:docGrid w:linePitch="360"/>
     </w:sectPr>
@@ -1655,8 +1836,11 @@
     <w:name w:val="Normal"/>
     <w:qFormat/>
     <w:rsid w:val="00FC693F"/>
+    <w:pPr>
+      <w:spacing w:after="0"/>
+    </w:pPr>
     <w:rPr>
-      <w:rFonts w:ascii="Times New Roman" w:hAnsi="Times New Roman" w:eastAsia="Times New Roman"/>
+      <w:rFonts w:ascii="Times New Roman" w:hAnsi="Times New Roman"/>
       <w:sz w:val="20"/>
     </w:rPr>
   </w:style>
